--- a/Resume - Saraswathi - Software Developer.docx
+++ b/Resume - Saraswathi - Software Developer.docx
@@ -157,64 +157,7 @@
           <w:rFonts w:ascii="Aptos" w:hAnsi="Aptos"/>
         </w:rPr>
       </w:pPr>
-      <w:r>
-        <w:rPr>
-          <w:rFonts w:ascii="Aptos" w:hAnsi="Aptos"/>
-        </w:rPr>
-        <w:t>+1 825-823-2463</w:t>
-      </w:r>
-      <w:r>
-        <w:rPr>
-          <w:rFonts w:ascii="Aptos" w:hAnsi="Aptos"/>
-        </w:rPr>
-        <w:t xml:space="preserve"> </w:t>
-      </w:r>
-      <w:r>
-        <w:rPr>
-          <w:rFonts w:ascii="Aptos" w:hAnsi="Aptos"/>
-        </w:rPr>
-        <w:t>|</w:t>
-      </w:r>
-      <w:r>
-        <w:rPr>
-          <w:rFonts w:ascii="Aptos" w:hAnsi="Aptos"/>
-          <w:spacing w:val="-7"/>
-        </w:rPr>
-        <w:t xml:space="preserve"> </w:t>
-      </w:r>
-      <w:hyperlink r:id="rId8">
-        <w:r>
-          <w:rPr>
-            <w:rFonts w:ascii="Aptos" w:hAnsi="Aptos"/>
-          </w:rPr>
-          <w:t>saraswathi1404@gmail.com</w:t>
-        </w:r>
-        <w:r>
-          <w:rPr>
-            <w:rFonts w:ascii="Aptos" w:hAnsi="Aptos"/>
-            <w:spacing w:val="-2"/>
-          </w:rPr>
-          <w:t xml:space="preserve"> </w:t>
-        </w:r>
-      </w:hyperlink>
-      <w:r>
-        <w:rPr>
-          <w:rFonts w:ascii="Aptos" w:hAnsi="Aptos"/>
-        </w:rPr>
-        <w:t>|</w:t>
-      </w:r>
-    </w:p>
-    <w:p>
-      <w:pPr>
-        <w:pStyle w:val="BodyText"/>
-        <w:spacing w:before="40"/>
-        <w:ind w:left="661" w:right="694" w:firstLine="0"/>
-        <w:jc w:val="center"/>
-        <w:rPr>
-          <w:rFonts w:ascii="Aptos" w:hAnsi="Aptos"/>
-        </w:rPr>
-      </w:pPr>
-      <w:hyperlink r:id="rId9" w:history="1">
+      <w:hyperlink r:id="rId8" w:history="1">
         <w:r>
           <w:rPr>
             <w:rStyle w:val="Hyperlink"/>
@@ -245,6 +188,57 @@
         </w:rPr>
         <w:t xml:space="preserve"> </w:t>
       </w:r>
+      <w:hyperlink r:id="rId9" w:history="1">
+        <w:r>
+          <w:rPr>
+            <w:rStyle w:val="Hyperlink"/>
+            <w:rFonts w:ascii="Aptos" w:hAnsi="Aptos"/>
+          </w:rPr>
+          <w:t>sarasakthikumar@gmail.com</w:t>
+        </w:r>
+      </w:hyperlink>
+      <w:r>
+        <w:rPr>
+          <w:rFonts w:ascii="Aptos" w:hAnsi="Aptos"/>
+        </w:rPr>
+        <w:t xml:space="preserve"> </w:t>
+      </w:r>
+    </w:p>
+    <w:p>
+      <w:pPr>
+        <w:pStyle w:val="BodyText"/>
+        <w:spacing w:before="40"/>
+        <w:ind w:left="661" w:right="694" w:firstLine="0"/>
+        <w:jc w:val="center"/>
+        <w:rPr>
+          <w:rFonts w:ascii="Aptos" w:hAnsi="Aptos"/>
+        </w:rPr>
+      </w:pPr>
+      <w:r>
+        <w:rPr>
+          <w:rFonts w:ascii="Aptos" w:hAnsi="Aptos"/>
+        </w:rPr>
+        <w:t>+1 825-823-2463</w:t>
+      </w:r>
+      <w:r>
+        <w:rPr>
+          <w:rFonts w:ascii="Aptos" w:hAnsi="Aptos"/>
+        </w:rPr>
+        <w:t xml:space="preserve"> </w:t>
+      </w:r>
+      <w:r>
+        <w:rPr>
+          <w:rFonts w:ascii="Aptos" w:hAnsi="Aptos"/>
+        </w:rPr>
+        <w:t>|</w:t>
+      </w:r>
+      <w:r>
+        <w:rPr>
+          <w:rFonts w:ascii="Aptos" w:hAnsi="Aptos"/>
+          <w:spacing w:val="-7"/>
+        </w:rPr>
+        <w:t xml:space="preserve"> </w:t>
+      </w:r>
       <w:hyperlink r:id="rId10">
         <w:r>
           <w:rPr>
@@ -253,9 +247,6 @@
           <w:t>www.linkedin.com/in/saraswathisakthikumar</w:t>
         </w:r>
       </w:hyperlink>
-      <w:r>
-        <w:t xml:space="preserve">  </w:t>
-      </w:r>
     </w:p>
     <w:p>
       <w:pPr>
@@ -410,7 +401,15 @@
           <w:b/>
           <w:bCs/>
         </w:rPr>
-        <w:t>3 years of hands-on experience</w:t>
+        <w:t>5</w:t>
+      </w:r>
+      <w:r>
+        <w:rPr>
+          <w:rFonts w:ascii="Aptos" w:hAnsi="Aptos"/>
+          <w:b/>
+          <w:bCs/>
+        </w:rPr>
+        <w:t xml:space="preserve"> years of hands-on experience</w:t>
       </w:r>
       <w:r>
         <w:rPr>
@@ -1470,6 +1469,13 @@
           <w:rFonts w:ascii="Aptos" w:hAnsi="Aptos"/>
           <w:bCs/>
         </w:rPr>
+        <w:t>, Canada</w:t>
+      </w:r>
+      <w:r>
+        <w:rPr>
+          <w:rFonts w:ascii="Aptos" w:hAnsi="Aptos"/>
+          <w:bCs/>
+        </w:rPr>
         <w:t>.</w:t>
       </w:r>
     </w:p>
@@ -1911,6 +1917,16 @@
     </w:p>
     <w:p>
       <w:pPr>
+        <w:spacing w:before="40"/>
+        <w:ind w:right="145"/>
+        <w:jc w:val="both"/>
+        <w:rPr>
+          <w:rFonts w:ascii="Aptos" w:hAnsi="Aptos"/>
+        </w:rPr>
+      </w:pPr>
+    </w:p>
+    <w:p>
+      <w:pPr>
         <w:pStyle w:val="Heading3"/>
       </w:pPr>
       <w:r>
@@ -1952,7 +1968,7 @@
           <w:b w:val="0"/>
           <w:bCs w:val="0"/>
         </w:rPr>
-        <w:t>2</w:t>
+        <w:t>0</w:t>
       </w:r>
       <w:r>
         <w:rPr>
@@ -2079,21 +2095,21 @@
         <w:rPr>
           <w:rFonts w:ascii="Aptos" w:hAnsi="Aptos"/>
         </w:rPr>
-        <w:t xml:space="preserve">Increased test coverage by 50% by implementing </w:t>
-      </w:r>
-      <w:r>
-        <w:rPr>
-          <w:rFonts w:ascii="Aptos" w:hAnsi="Aptos"/>
-          <w:b/>
-          <w:bCs/>
-        </w:rPr>
-        <w:t>xUnit and NUnit unit/integration testing</w:t>
-      </w:r>
-      <w:r>
-        <w:rPr>
-          <w:rFonts w:ascii="Aptos" w:hAnsi="Aptos"/>
-        </w:rPr>
-        <w:t>, reducing post-deployment bugs.</w:t>
+        <w:t xml:space="preserve">Designed dynamic and multi-browser compatible pages using </w:t>
+      </w:r>
+      <w:r>
+        <w:rPr>
+          <w:rFonts w:ascii="Aptos" w:hAnsi="Aptos"/>
+          <w:b/>
+          <w:bCs/>
+        </w:rPr>
+        <w:t>HTML, CSS and React</w:t>
+      </w:r>
+      <w:r>
+        <w:rPr>
+          <w:rFonts w:ascii="Aptos" w:hAnsi="Aptos"/>
+        </w:rPr>
+        <w:t>.</w:t>
       </w:r>
     </w:p>
     <w:p>
@@ -2114,21 +2130,21 @@
         <w:rPr>
           <w:rFonts w:ascii="Aptos" w:hAnsi="Aptos"/>
         </w:rPr>
-        <w:t xml:space="preserve">Accelerated project timelines by 20% through </w:t>
-      </w:r>
-      <w:r>
-        <w:rPr>
-          <w:rFonts w:ascii="Aptos" w:hAnsi="Aptos"/>
-          <w:b/>
-          <w:bCs/>
-        </w:rPr>
-        <w:t>efficient requirements gathering, scheduling, and documentation</w:t>
-      </w:r>
-      <w:r>
-        <w:rPr>
-          <w:rFonts w:ascii="Aptos" w:hAnsi="Aptos"/>
-        </w:rPr>
-        <w:t>.</w:t>
+        <w:t xml:space="preserve">Involved in </w:t>
+      </w:r>
+      <w:r>
+        <w:rPr>
+          <w:rFonts w:ascii="Aptos" w:hAnsi="Aptos"/>
+          <w:b/>
+          <w:bCs/>
+        </w:rPr>
+        <w:t>system study and database engineering</w:t>
+      </w:r>
+      <w:r>
+        <w:rPr>
+          <w:rFonts w:ascii="Aptos" w:hAnsi="Aptos"/>
+        </w:rPr>
+        <w:t xml:space="preserve"> such as creating databases, Tables, Complex Stored Procedures, Functions, Views, Triggers and SQL Performance Tuning to aid better data manipulation and consistency.</w:t>
       </w:r>
     </w:p>
     <w:p>
@@ -2148,30 +2164,22 @@
       <w:r>
         <w:rPr>
           <w:rFonts w:ascii="Aptos" w:hAnsi="Aptos"/>
-          <w:b/>
-          <w:bCs/>
-        </w:rPr>
-        <w:t>Implemented Git-based version control</w:t>
-      </w:r>
-      <w:r>
-        <w:rPr>
-          <w:rFonts w:ascii="Aptos" w:hAnsi="Aptos"/>
-        </w:rPr>
-        <w:t xml:space="preserve"> (GitHub &amp; Bitbucket), ensuring efficient collaboration and </w:t>
-      </w:r>
-      <w:r>
-        <w:rPr>
-          <w:rFonts w:ascii="Aptos" w:hAnsi="Aptos"/>
-          <w:b/>
-          <w:bCs/>
-        </w:rPr>
-        <w:t>streamlined CI/CD workflows</w:t>
-      </w:r>
-      <w:r>
-        <w:rPr>
-          <w:rFonts w:ascii="Aptos" w:hAnsi="Aptos"/>
-        </w:rPr>
-        <w:t>.</w:t>
+        </w:rPr>
+        <w:t xml:space="preserve">Involved in the </w:t>
+      </w:r>
+      <w:r>
+        <w:rPr>
+          <w:rFonts w:ascii="Aptos" w:hAnsi="Aptos"/>
+          <w:b/>
+          <w:bCs/>
+        </w:rPr>
+        <w:t>full development cycle</w:t>
+      </w:r>
+      <w:r>
+        <w:rPr>
+          <w:rFonts w:ascii="Aptos" w:hAnsi="Aptos"/>
+        </w:rPr>
+        <w:t xml:space="preserve"> of Planning, Analysis, Design, Development, and Implementation.</w:t>
       </w:r>
     </w:p>
     <w:p>
@@ -2191,124 +2199,62 @@
       <w:r>
         <w:rPr>
           <w:rFonts w:ascii="Aptos" w:hAnsi="Aptos"/>
-          <w:b/>
-          <w:bCs/>
-        </w:rPr>
-        <w:t>Enhanced system responsiveness</w:t>
-      </w:r>
-      <w:r>
-        <w:rPr>
-          <w:rFonts w:ascii="Aptos" w:hAnsi="Aptos"/>
-        </w:rPr>
-        <w:t xml:space="preserve"> by query optimization and performance tuning for </w:t>
-      </w:r>
-      <w:r>
-        <w:rPr>
-          <w:rFonts w:ascii="Aptos" w:hAnsi="Aptos"/>
-          <w:b/>
-          <w:bCs/>
-        </w:rPr>
-        <w:t>SQL Server (2008, 2010, 2012)</w:t>
+        </w:rPr>
+        <w:t xml:space="preserve">Designed </w:t>
+      </w:r>
+      <w:r>
+        <w:rPr>
+          <w:rFonts w:ascii="Aptos" w:hAnsi="Aptos"/>
+          <w:b/>
+          <w:bCs/>
+        </w:rPr>
+        <w:t>Data Modeling</w:t>
+      </w:r>
+      <w:r>
+        <w:rPr>
+          <w:rFonts w:ascii="Aptos" w:hAnsi="Aptos"/>
+        </w:rPr>
+        <w:t>,</w:t>
+      </w:r>
+      <w:r>
+        <w:rPr>
+          <w:rFonts w:ascii="Aptos" w:hAnsi="Aptos"/>
+          <w:b/>
+          <w:bCs/>
+        </w:rPr>
+        <w:t xml:space="preserve"> Design Specifications</w:t>
+      </w:r>
+      <w:r>
+        <w:rPr>
+          <w:rFonts w:ascii="Aptos" w:hAnsi="Aptos"/>
+        </w:rPr>
+        <w:t xml:space="preserve"> and </w:t>
+      </w:r>
+      <w:r>
+        <w:rPr>
+          <w:rFonts w:ascii="Aptos" w:hAnsi="Aptos"/>
+        </w:rPr>
+        <w:t>analyze</w:t>
+      </w:r>
+      <w:r>
+        <w:rPr>
+          <w:rFonts w:ascii="Aptos" w:hAnsi="Aptos"/>
+        </w:rPr>
+        <w:t xml:space="preserve"> </w:t>
+      </w:r>
+      <w:r>
+        <w:rPr>
+          <w:rFonts w:ascii="Aptos" w:hAnsi="Aptos"/>
+          <w:b/>
+          <w:bCs/>
+        </w:rPr>
+        <w:t>Dependencies</w:t>
       </w:r>
       <w:r>
         <w:rPr>
           <w:rFonts w:ascii="Aptos" w:hAnsi="Aptos"/>
         </w:rPr>
         <w:t>.</w:t>
-      </w:r>
-    </w:p>
-    <w:p>
-      <w:pPr>
-        <w:spacing w:before="40"/>
-        <w:ind w:right="145"/>
-        <w:jc w:val="both"/>
-        <w:rPr>
-          <w:rFonts w:ascii="Aptos" w:hAnsi="Aptos"/>
-        </w:rPr>
-      </w:pPr>
-    </w:p>
-    <w:p>
-      <w:pPr>
-        <w:pStyle w:val="Heading3"/>
-      </w:pPr>
-      <w:r>
-        <w:t>Staff Training &amp; Documentation Specialist</w:t>
-      </w:r>
-    </w:p>
-    <w:p>
-      <w:pPr>
-        <w:pStyle w:val="Heading3"/>
-      </w:pPr>
-      <w:r>
-        <w:rPr>
-          <w:sz w:val="22"/>
-          <w:szCs w:val="22"/>
-        </w:rPr>
-        <w:t>Maple Group Inc</w:t>
-      </w:r>
-      <w:r>
-        <w:rPr>
-          <w:sz w:val="22"/>
-          <w:szCs w:val="22"/>
-        </w:rPr>
-        <w:t xml:space="preserve"> | Edmonton, Canada |</w:t>
-      </w:r>
-      <w:r>
-        <w:t xml:space="preserve"> </w:t>
-      </w:r>
-      <w:r>
-        <w:rPr>
-          <w:b w:val="0"/>
-          <w:bCs w:val="0"/>
-          <w:sz w:val="22"/>
-          <w:szCs w:val="22"/>
-        </w:rPr>
-        <w:t>May</w:t>
-      </w:r>
-      <w:r>
-        <w:rPr>
-          <w:b w:val="0"/>
-          <w:bCs w:val="0"/>
-          <w:sz w:val="22"/>
-          <w:szCs w:val="22"/>
-        </w:rPr>
-        <w:t xml:space="preserve"> 202</w:t>
-      </w:r>
-      <w:r>
-        <w:rPr>
-          <w:b w:val="0"/>
-          <w:bCs w:val="0"/>
-          <w:sz w:val="22"/>
-          <w:szCs w:val="22"/>
-        </w:rPr>
-        <w:t>0</w:t>
-      </w:r>
-      <w:r>
-        <w:rPr>
-          <w:b w:val="0"/>
-          <w:bCs w:val="0"/>
-          <w:sz w:val="22"/>
-          <w:szCs w:val="22"/>
-        </w:rPr>
-        <w:t xml:space="preserve"> </w:t>
-      </w:r>
-      <w:r>
-        <w:rPr>
-          <w:b w:val="0"/>
-          <w:bCs w:val="0"/>
-          <w:sz w:val="22"/>
-          <w:szCs w:val="22"/>
-        </w:rPr>
-        <w:t>to</w:t>
-      </w:r>
-      <w:r>
-        <w:rPr>
-          <w:b w:val="0"/>
-          <w:bCs w:val="0"/>
-          <w:sz w:val="22"/>
-          <w:szCs w:val="22"/>
-        </w:rPr>
-        <w:t xml:space="preserve"> Apr 2022</w:t>
       </w:r>
     </w:p>
     <w:p>
@@ -2329,35 +2275,88 @@
         <w:rPr>
           <w:rFonts w:ascii="Aptos" w:hAnsi="Aptos"/>
         </w:rPr>
-        <w:t xml:space="preserve">Designed and delivered </w:t>
-      </w:r>
-      <w:r>
-        <w:rPr>
-          <w:rFonts w:ascii="Aptos" w:hAnsi="Aptos"/>
-          <w:b/>
-          <w:bCs/>
-        </w:rPr>
-        <w:t>comprehensive training programs</w:t>
-      </w:r>
-      <w:r>
-        <w:rPr>
-          <w:rFonts w:ascii="Aptos" w:hAnsi="Aptos"/>
-        </w:rPr>
-        <w:t xml:space="preserve"> for new and existing staff across multiple departments, improving onboarding efficiency by </w:t>
-      </w:r>
-      <w:r>
-        <w:rPr>
-          <w:rFonts w:ascii="Aptos" w:hAnsi="Aptos"/>
-          <w:b/>
-          <w:bCs/>
-        </w:rPr>
-        <w:t>40%</w:t>
-      </w:r>
-      <w:r>
-        <w:rPr>
-          <w:rFonts w:ascii="Aptos" w:hAnsi="Aptos"/>
-        </w:rPr>
-        <w:t>.</w:t>
+        <w:t xml:space="preserve">Performed Query Optimization and Performance Tuning in </w:t>
+      </w:r>
+      <w:r>
+        <w:rPr>
+          <w:rFonts w:ascii="Aptos" w:hAnsi="Aptos"/>
+          <w:b/>
+          <w:bCs/>
+        </w:rPr>
+        <w:t>SQL Server 2008/2010/2012</w:t>
+      </w:r>
+      <w:r>
+        <w:rPr>
+          <w:rFonts w:ascii="Aptos" w:hAnsi="Aptos"/>
+        </w:rPr>
+        <w:t xml:space="preserve"> Databases.</w:t>
+      </w:r>
+    </w:p>
+    <w:p>
+      <w:pPr>
+        <w:spacing w:before="40"/>
+        <w:ind w:right="145"/>
+        <w:jc w:val="both"/>
+        <w:rPr>
+          <w:rFonts w:ascii="Aptos" w:hAnsi="Aptos"/>
+        </w:rPr>
+      </w:pPr>
+    </w:p>
+    <w:p>
+      <w:pPr>
+        <w:pStyle w:val="Heading3"/>
+        <w:rPr>
+          <w:lang w:val="en-CA"/>
+        </w:rPr>
+      </w:pPr>
+      <w:r>
+        <w:t>Technical Instructor &amp; Project Mentor</w:t>
+      </w:r>
+    </w:p>
+    <w:p>
+      <w:pPr>
+        <w:pStyle w:val="Heading2"/>
+        <w:rPr>
+          <w:lang w:val="en-CA"/>
+        </w:rPr>
+      </w:pPr>
+      <w:r>
+        <w:rPr>
+          <w:lang w:val="en-CA"/>
+        </w:rPr>
+        <w:t>T</w:t>
+      </w:r>
+      <w:r>
+        <w:rPr>
+          <w:lang w:val="en-CA"/>
+        </w:rPr>
+        <w:t>eacheron.com</w:t>
+      </w:r>
+      <w:r>
+        <w:rPr>
+          <w:lang w:val="en-CA"/>
+        </w:rPr>
+        <w:t xml:space="preserve"> | </w:t>
+      </w:r>
+      <w:r>
+        <w:rPr>
+          <w:lang w:val="en-CA"/>
+        </w:rPr>
+        <w:t>India</w:t>
+      </w:r>
+      <w:r>
+        <w:rPr>
+          <w:lang w:val="en-CA"/>
+        </w:rPr>
+        <w:t xml:space="preserve"> | </w:t>
+      </w:r>
+      <w:r>
+        <w:rPr>
+          <w:b w:val="0"/>
+          <w:bCs w:val="0"/>
+          <w:lang w:val="en-CA"/>
+        </w:rPr>
+        <w:t>Feb 2018 to Apr 2020</w:t>
       </w:r>
     </w:p>
     <w:p>
@@ -2378,21 +2377,63 @@
         <w:rPr>
           <w:rFonts w:ascii="Aptos" w:hAnsi="Aptos"/>
         </w:rPr>
-        <w:t xml:space="preserve">Created </w:t>
-      </w:r>
-      <w:r>
-        <w:rPr>
-          <w:rFonts w:ascii="Aptos" w:hAnsi="Aptos"/>
-          <w:b/>
-          <w:bCs/>
-        </w:rPr>
-        <w:t>standard operating procedures (SOPs)</w:t>
-      </w:r>
-      <w:r>
-        <w:rPr>
-          <w:rFonts w:ascii="Aptos" w:hAnsi="Aptos"/>
-        </w:rPr>
-        <w:t>, user manuals, and process documentation to support daily business operations and reduce knowledge gaps.</w:t>
+        <w:t xml:space="preserve">Delivered </w:t>
+      </w:r>
+      <w:r>
+        <w:rPr>
+          <w:rFonts w:ascii="Aptos" w:hAnsi="Aptos"/>
+          <w:b/>
+          <w:bCs/>
+        </w:rPr>
+        <w:t>personalized instruction</w:t>
+      </w:r>
+      <w:r>
+        <w:rPr>
+          <w:rFonts w:ascii="Aptos" w:hAnsi="Aptos"/>
+        </w:rPr>
+        <w:t xml:space="preserve"> in </w:t>
+      </w:r>
+      <w:r>
+        <w:rPr>
+          <w:rFonts w:ascii="Aptos" w:hAnsi="Aptos"/>
+          <w:b/>
+          <w:bCs/>
+        </w:rPr>
+        <w:t>C#</w:t>
+      </w:r>
+      <w:r>
+        <w:rPr>
+          <w:rFonts w:ascii="Aptos" w:hAnsi="Aptos"/>
+        </w:rPr>
+        <w:t xml:space="preserve">, </w:t>
+      </w:r>
+      <w:r>
+        <w:rPr>
+          <w:rFonts w:ascii="Aptos" w:hAnsi="Aptos"/>
+          <w:b/>
+          <w:bCs/>
+        </w:rPr>
+        <w:t>.NET Framework 4.8</w:t>
+      </w:r>
+      <w:r>
+        <w:rPr>
+          <w:rFonts w:ascii="Aptos" w:hAnsi="Aptos"/>
+        </w:rPr>
+        <w:t xml:space="preserve">, and </w:t>
+      </w:r>
+      <w:r>
+        <w:rPr>
+          <w:rFonts w:ascii="Aptos" w:hAnsi="Aptos"/>
+          <w:b/>
+          <w:bCs/>
+        </w:rPr>
+        <w:t>SQL Server</w:t>
+      </w:r>
+      <w:r>
+        <w:rPr>
+          <w:rFonts w:ascii="Aptos" w:hAnsi="Aptos"/>
+        </w:rPr>
+        <w:t xml:space="preserve"> to students at both school and college levels, tailoring content to skill levels and academic needs.</w:t>
       </w:r>
     </w:p>
     <w:p>
@@ -2413,21 +2454,35 @@
         <w:rPr>
           <w:rFonts w:ascii="Aptos" w:hAnsi="Aptos"/>
         </w:rPr>
-        <w:t xml:space="preserve">Conducted </w:t>
-      </w:r>
-      <w:r>
-        <w:rPr>
-          <w:rFonts w:ascii="Aptos" w:hAnsi="Aptos"/>
-          <w:b/>
-          <w:bCs/>
-        </w:rPr>
-        <w:t>live workshops, one-on-one sessions, and e-learning modules</w:t>
-      </w:r>
-      <w:r>
-        <w:rPr>
-          <w:rFonts w:ascii="Aptos" w:hAnsi="Aptos"/>
-        </w:rPr>
-        <w:t>, resulting in a 25% improvement in staff performance metrics.</w:t>
+        <w:t xml:space="preserve">Mentored students in </w:t>
+      </w:r>
+      <w:r>
+        <w:rPr>
+          <w:rFonts w:ascii="Aptos" w:hAnsi="Aptos"/>
+          <w:b/>
+          <w:bCs/>
+        </w:rPr>
+        <w:t>capstone projects</w:t>
+      </w:r>
+      <w:r>
+        <w:rPr>
+          <w:rFonts w:ascii="Aptos" w:hAnsi="Aptos"/>
+        </w:rPr>
+        <w:t xml:space="preserve">, final-year college projects, and </w:t>
+      </w:r>
+      <w:r>
+        <w:rPr>
+          <w:rFonts w:ascii="Aptos" w:hAnsi="Aptos"/>
+          <w:b/>
+          <w:bCs/>
+        </w:rPr>
+        <w:t>school-level coding competitions</w:t>
+      </w:r>
+      <w:r>
+        <w:rPr>
+          <w:rFonts w:ascii="Aptos" w:hAnsi="Aptos"/>
+        </w:rPr>
+        <w:t>, resulting in over 85% of projects receiving top grades or recognition.</w:t>
       </w:r>
     </w:p>
     <w:p>
@@ -2448,15 +2503,29 @@
         <w:rPr>
           <w:rFonts w:ascii="Aptos" w:hAnsi="Aptos"/>
         </w:rPr>
-        <w:t xml:space="preserve">Standardized documentation practices using </w:t>
-      </w:r>
-      <w:r>
-        <w:rPr>
-          <w:rFonts w:ascii="Aptos" w:hAnsi="Aptos"/>
-          <w:b/>
-          <w:bCs/>
-        </w:rPr>
-        <w:t>Microsoft Office Suite</w:t>
+        <w:t xml:space="preserve">Designed and guided </w:t>
+      </w:r>
+      <w:r>
+        <w:rPr>
+          <w:rFonts w:ascii="Aptos" w:hAnsi="Aptos"/>
+          <w:b/>
+          <w:bCs/>
+        </w:rPr>
+        <w:t>academic software projects</w:t>
+      </w:r>
+      <w:r>
+        <w:rPr>
+          <w:rFonts w:ascii="Aptos" w:hAnsi="Aptos"/>
+        </w:rPr>
+        <w:t xml:space="preserve"> including inventory systems, attendance trackers, library management systems, and web portals using </w:t>
+      </w:r>
+      <w:r>
+        <w:rPr>
+          <w:rFonts w:ascii="Aptos" w:hAnsi="Aptos"/>
+          <w:b/>
+          <w:bCs/>
+        </w:rPr>
+        <w:t>ASP.NET</w:t>
       </w:r>
       <w:r>
         <w:rPr>
@@ -2470,7 +2539,7 @@
           <w:b/>
           <w:bCs/>
         </w:rPr>
-        <w:t>SharePoint</w:t>
+        <w:t>Windows Forms</w:t>
       </w:r>
       <w:r>
         <w:rPr>
@@ -2484,13 +2553,13 @@
           <w:b/>
           <w:bCs/>
         </w:rPr>
-        <w:t>Confluence</w:t>
-      </w:r>
-      <w:r>
-        <w:rPr>
-          <w:rFonts w:ascii="Aptos" w:hAnsi="Aptos"/>
-        </w:rPr>
-        <w:t>, ensuring consistent formatting, version control, and accessibility.</w:t>
+        <w:t>SQL Server</w:t>
+      </w:r>
+      <w:r>
+        <w:rPr>
+          <w:rFonts w:ascii="Aptos" w:hAnsi="Aptos"/>
+        </w:rPr>
+        <w:t>.</w:t>
       </w:r>
     </w:p>
     <w:p>
@@ -2511,21 +2580,63 @@
         <w:rPr>
           <w:rFonts w:ascii="Aptos" w:hAnsi="Aptos"/>
         </w:rPr>
-        <w:t xml:space="preserve">Worked with IT and HR teams to streamline </w:t>
-      </w:r>
-      <w:r>
-        <w:rPr>
-          <w:rFonts w:ascii="Aptos" w:hAnsi="Aptos"/>
-          <w:b/>
-          <w:bCs/>
-        </w:rPr>
-        <w:t>onboarding and training workflows</w:t>
-      </w:r>
-      <w:r>
-        <w:rPr>
-          <w:rFonts w:ascii="Aptos" w:hAnsi="Aptos"/>
-        </w:rPr>
-        <w:t>, decreasing ramp-up time for new hires.</w:t>
+        <w:t xml:space="preserve">Developed and delivered structured lessons on </w:t>
+      </w:r>
+      <w:r>
+        <w:rPr>
+          <w:rFonts w:ascii="Aptos" w:hAnsi="Aptos"/>
+          <w:b/>
+          <w:bCs/>
+        </w:rPr>
+        <w:t>full-stack development</w:t>
+      </w:r>
+      <w:r>
+        <w:rPr>
+          <w:rFonts w:ascii="Aptos" w:hAnsi="Aptos"/>
+        </w:rPr>
+        <w:t xml:space="preserve">, including </w:t>
+      </w:r>
+      <w:r>
+        <w:rPr>
+          <w:rFonts w:ascii="Aptos" w:hAnsi="Aptos"/>
+          <w:b/>
+          <w:bCs/>
+        </w:rPr>
+        <w:t>API integration</w:t>
+      </w:r>
+      <w:r>
+        <w:rPr>
+          <w:rFonts w:ascii="Aptos" w:hAnsi="Aptos"/>
+        </w:rPr>
+        <w:t xml:space="preserve">, </w:t>
+      </w:r>
+      <w:r>
+        <w:rPr>
+          <w:rFonts w:ascii="Aptos" w:hAnsi="Aptos"/>
+          <w:b/>
+          <w:bCs/>
+        </w:rPr>
+        <w:t>Entity Framework</w:t>
+      </w:r>
+      <w:r>
+        <w:rPr>
+          <w:rFonts w:ascii="Aptos" w:hAnsi="Aptos"/>
+        </w:rPr>
+        <w:t xml:space="preserve">, and </w:t>
+      </w:r>
+      <w:r>
+        <w:rPr>
+          <w:rFonts w:ascii="Aptos" w:hAnsi="Aptos"/>
+          <w:b/>
+          <w:bCs/>
+        </w:rPr>
+        <w:t>database schema design</w:t>
+      </w:r>
+      <w:r>
+        <w:rPr>
+          <w:rFonts w:ascii="Aptos" w:hAnsi="Aptos"/>
+        </w:rPr>
+        <w:t>.</w:t>
       </w:r>
     </w:p>
     <w:p>
@@ -2546,89 +2657,49 @@
         <w:rPr>
           <w:rFonts w:ascii="Aptos" w:hAnsi="Aptos"/>
         </w:rPr>
-        <w:t xml:space="preserve">Regularly reviewed and updated content to reflect </w:t>
-      </w:r>
-      <w:r>
-        <w:rPr>
-          <w:rFonts w:ascii="Aptos" w:hAnsi="Aptos"/>
-          <w:b/>
-          <w:bCs/>
-        </w:rPr>
-        <w:t>policy changes</w:t>
-      </w:r>
-      <w:r>
-        <w:rPr>
-          <w:rFonts w:ascii="Aptos" w:hAnsi="Aptos"/>
-        </w:rPr>
-        <w:t>, software updates, and feedback from trainees, maintaining relevance and accuracy.</w:t>
-      </w:r>
-    </w:p>
-    <w:p>
-      <w:pPr>
-        <w:spacing w:before="40"/>
-        <w:ind w:right="145"/>
-        <w:jc w:val="both"/>
-        <w:rPr>
-          <w:rFonts w:ascii="Aptos" w:hAnsi="Aptos"/>
-        </w:rPr>
-      </w:pPr>
-    </w:p>
-    <w:p>
-      <w:pPr>
-        <w:pStyle w:val="Heading3"/>
-        <w:rPr>
-          <w:lang w:val="en-CA"/>
-        </w:rPr>
-      </w:pPr>
-      <w:r>
-        <w:lastRenderedPageBreak/>
-        <w:t>Technical Instructor &amp; Project Mentor</w:t>
-      </w:r>
-    </w:p>
-    <w:p>
-      <w:pPr>
-        <w:pStyle w:val="Heading2"/>
-        <w:rPr>
-          <w:lang w:val="en-CA"/>
-        </w:rPr>
-      </w:pPr>
-      <w:r>
-        <w:rPr>
-          <w:lang w:val="en-CA"/>
-        </w:rPr>
-        <w:t>T</w:t>
-      </w:r>
-      <w:r>
-        <w:rPr>
-          <w:lang w:val="en-CA"/>
-        </w:rPr>
-        <w:t>eacheron.com</w:t>
-      </w:r>
-      <w:r>
-        <w:rPr>
-          <w:lang w:val="en-CA"/>
-        </w:rPr>
-        <w:t xml:space="preserve"> | </w:t>
-      </w:r>
-      <w:r>
-        <w:rPr>
-          <w:lang w:val="en-CA"/>
-        </w:rPr>
-        <w:t>India</w:t>
-      </w:r>
-      <w:r>
-        <w:rPr>
-          <w:lang w:val="en-CA"/>
-        </w:rPr>
-        <w:t xml:space="preserve"> | </w:t>
-      </w:r>
-      <w:r>
-        <w:rPr>
-          <w:b w:val="0"/>
-          <w:bCs w:val="0"/>
-          <w:lang w:val="en-CA"/>
-        </w:rPr>
-        <w:t>Feb 2018 to Apr 2020</w:t>
+        <w:t xml:space="preserve">Conducted workshops on </w:t>
+      </w:r>
+      <w:r>
+        <w:rPr>
+          <w:rFonts w:ascii="Aptos" w:hAnsi="Aptos"/>
+          <w:b/>
+          <w:bCs/>
+        </w:rPr>
+        <w:t>SSRS</w:t>
+      </w:r>
+      <w:r>
+        <w:rPr>
+          <w:rFonts w:ascii="Aptos" w:hAnsi="Aptos"/>
+        </w:rPr>
+        <w:t xml:space="preserve"> and </w:t>
+      </w:r>
+      <w:r>
+        <w:rPr>
+          <w:rFonts w:ascii="Aptos" w:hAnsi="Aptos"/>
+          <w:b/>
+          <w:bCs/>
+        </w:rPr>
+        <w:t>Power BI</w:t>
+      </w:r>
+      <w:r>
+        <w:rPr>
+          <w:rFonts w:ascii="Aptos" w:hAnsi="Aptos"/>
+        </w:rPr>
+        <w:t xml:space="preserve">, enabling students to create impactful </w:t>
+      </w:r>
+      <w:r>
+        <w:rPr>
+          <w:rFonts w:ascii="Aptos" w:hAnsi="Aptos"/>
+          <w:b/>
+          <w:bCs/>
+        </w:rPr>
+        <w:t>data visualization</w:t>
+      </w:r>
+      <w:r>
+        <w:rPr>
+          <w:rFonts w:ascii="Aptos" w:hAnsi="Aptos"/>
+        </w:rPr>
+        <w:t xml:space="preserve"> projects.</w:t>
       </w:r>
     </w:p>
     <w:p>
@@ -2649,63 +2720,117 @@
         <w:rPr>
           <w:rFonts w:ascii="Aptos" w:hAnsi="Aptos"/>
         </w:rPr>
-        <w:t xml:space="preserve">Delivered </w:t>
-      </w:r>
-      <w:r>
-        <w:rPr>
-          <w:rFonts w:ascii="Aptos" w:hAnsi="Aptos"/>
-          <w:b/>
-          <w:bCs/>
-        </w:rPr>
-        <w:t>personalized instruction</w:t>
-      </w:r>
-      <w:r>
-        <w:rPr>
-          <w:rFonts w:ascii="Aptos" w:hAnsi="Aptos"/>
-        </w:rPr>
-        <w:t xml:space="preserve"> in </w:t>
-      </w:r>
-      <w:r>
-        <w:rPr>
-          <w:rFonts w:ascii="Aptos" w:hAnsi="Aptos"/>
-          <w:b/>
-          <w:bCs/>
-        </w:rPr>
-        <w:t>C#</w:t>
-      </w:r>
-      <w:r>
-        <w:rPr>
-          <w:rFonts w:ascii="Aptos" w:hAnsi="Aptos"/>
-        </w:rPr>
-        <w:t xml:space="preserve">, </w:t>
-      </w:r>
-      <w:r>
-        <w:rPr>
-          <w:rFonts w:ascii="Aptos" w:hAnsi="Aptos"/>
-          <w:b/>
-          <w:bCs/>
-        </w:rPr>
-        <w:t>.NET Framework 4.8</w:t>
-      </w:r>
-      <w:r>
-        <w:rPr>
-          <w:rFonts w:ascii="Aptos" w:hAnsi="Aptos"/>
-        </w:rPr>
-        <w:t xml:space="preserve">, and </w:t>
-      </w:r>
-      <w:r>
-        <w:rPr>
-          <w:rFonts w:ascii="Aptos" w:hAnsi="Aptos"/>
-          <w:b/>
-          <w:bCs/>
-        </w:rPr>
-        <w:t>SQL Server</w:t>
-      </w:r>
-      <w:r>
-        <w:rPr>
-          <w:rFonts w:ascii="Aptos" w:hAnsi="Aptos"/>
-        </w:rPr>
-        <w:t xml:space="preserve"> to students at both school and college levels, tailoring content to skill levels and academic needs.</w:t>
+        <w:t xml:space="preserve">Mentored in </w:t>
+      </w:r>
+      <w:r>
+        <w:rPr>
+          <w:rFonts w:ascii="Aptos" w:hAnsi="Aptos"/>
+          <w:b/>
+          <w:bCs/>
+        </w:rPr>
+        <w:t>performance tuning and SQL query optimization</w:t>
+      </w:r>
+      <w:r>
+        <w:rPr>
+          <w:rFonts w:ascii="Aptos" w:hAnsi="Aptos"/>
+        </w:rPr>
+        <w:t xml:space="preserve">, leading to </w:t>
+      </w:r>
+      <w:r>
+        <w:rPr>
+          <w:rFonts w:ascii="Aptos" w:hAnsi="Aptos"/>
+          <w:b/>
+          <w:bCs/>
+        </w:rPr>
+        <w:t>30% faster load times</w:t>
+      </w:r>
+      <w:r>
+        <w:rPr>
+          <w:rFonts w:ascii="Aptos" w:hAnsi="Aptos"/>
+        </w:rPr>
+        <w:t xml:space="preserve"> in student applications.</w:t>
+      </w:r>
+    </w:p>
+    <w:p>
+      <w:pPr>
+        <w:spacing w:before="40"/>
+        <w:ind w:right="145"/>
+        <w:jc w:val="both"/>
+        <w:rPr>
+          <w:rFonts w:ascii="Aptos" w:hAnsi="Aptos"/>
+        </w:rPr>
+      </w:pPr>
+    </w:p>
+    <w:p>
+      <w:pPr>
+        <w:spacing w:before="40"/>
+        <w:ind w:right="145"/>
+        <w:jc w:val="both"/>
+        <w:rPr>
+          <w:rFonts w:ascii="Aptos" w:hAnsi="Aptos"/>
+        </w:rPr>
+        <w:sectPr>
+          <w:footerReference w:type="default" r:id="rId11"/>
+          <w:pgSz w:w="12240" w:h="15840"/>
+          <w:pgMar w:top="810" w:right="720" w:bottom="810" w:left="760" w:header="720" w:footer="282" w:gutter="0"/>
+          <w:cols w:space="720"/>
+        </w:sectPr>
+      </w:pPr>
+    </w:p>
+    <w:p>
+      <w:pPr>
+        <w:pStyle w:val="Heading3"/>
+        <w:rPr>
+          <w:lang w:val="en-CA"/>
+        </w:rPr>
+      </w:pPr>
+      <w:r>
+        <w:lastRenderedPageBreak/>
+        <w:t>Business Development Manager</w:t>
+      </w:r>
+    </w:p>
+    <w:p>
+      <w:pPr>
+        <w:pStyle w:val="Heading2"/>
+        <w:rPr>
+          <w:lang w:val="en-CA"/>
+        </w:rPr>
+      </w:pPr>
+      <w:r>
+        <w:rPr>
+          <w:lang w:val="en-CA"/>
+        </w:rPr>
+        <w:t>I.K. Enterprises</w:t>
+      </w:r>
+      <w:r>
+        <w:rPr>
+          <w:lang w:val="en-CA"/>
+        </w:rPr>
+        <w:t xml:space="preserve"> | India | </w:t>
+      </w:r>
+      <w:r>
+        <w:rPr>
+          <w:b w:val="0"/>
+          <w:bCs w:val="0"/>
+          <w:lang w:val="en-CA"/>
+        </w:rPr>
+        <w:t xml:space="preserve">Apr 2012 </w:t>
+      </w:r>
+      <w:r>
+        <w:rPr>
+          <w:b w:val="0"/>
+          <w:bCs w:val="0"/>
+          <w:lang w:val="en-CA"/>
+        </w:rPr>
+        <w:t>to</w:t>
+      </w:r>
+      <w:r>
+        <w:rPr>
+          <w:b w:val="0"/>
+          <w:bCs w:val="0"/>
+          <w:lang w:val="en-CA"/>
+        </w:rPr>
+        <w:t xml:space="preserve"> Jan 2018</w:t>
       </w:r>
     </w:p>
     <w:p>
@@ -2726,35 +2851,35 @@
         <w:rPr>
           <w:rFonts w:ascii="Aptos" w:hAnsi="Aptos"/>
         </w:rPr>
-        <w:t xml:space="preserve">Mentored students in </w:t>
-      </w:r>
-      <w:r>
-        <w:rPr>
-          <w:rFonts w:ascii="Aptos" w:hAnsi="Aptos"/>
-          <w:b/>
-          <w:bCs/>
-        </w:rPr>
-        <w:t>capstone projects</w:t>
-      </w:r>
-      <w:r>
-        <w:rPr>
-          <w:rFonts w:ascii="Aptos" w:hAnsi="Aptos"/>
-        </w:rPr>
-        <w:t xml:space="preserve">, final-year college projects, and </w:t>
-      </w:r>
-      <w:r>
-        <w:rPr>
-          <w:rFonts w:ascii="Aptos" w:hAnsi="Aptos"/>
-          <w:b/>
-          <w:bCs/>
-        </w:rPr>
-        <w:t>school-level coding competitions</w:t>
-      </w:r>
-      <w:r>
-        <w:rPr>
-          <w:rFonts w:ascii="Aptos" w:hAnsi="Aptos"/>
-        </w:rPr>
-        <w:t>, resulting in over 85% of projects receiving top grades or recognition.</w:t>
+        <w:t xml:space="preserve">Spearheaded </w:t>
+      </w:r>
+      <w:r>
+        <w:rPr>
+          <w:rFonts w:ascii="Aptos" w:hAnsi="Aptos"/>
+          <w:b/>
+          <w:bCs/>
+        </w:rPr>
+        <w:t>sales and partnership initiatives</w:t>
+      </w:r>
+      <w:r>
+        <w:rPr>
+          <w:rFonts w:ascii="Aptos" w:hAnsi="Aptos"/>
+        </w:rPr>
+        <w:t xml:space="preserve">, contributing to a </w:t>
+      </w:r>
+      <w:r>
+        <w:rPr>
+          <w:rFonts w:ascii="Aptos" w:hAnsi="Aptos"/>
+          <w:b/>
+          <w:bCs/>
+        </w:rPr>
+        <w:t>45% increase in revenue</w:t>
+      </w:r>
+      <w:r>
+        <w:rPr>
+          <w:rFonts w:ascii="Aptos" w:hAnsi="Aptos"/>
+        </w:rPr>
+        <w:t xml:space="preserve"> over a 3-year period.</w:t>
       </w:r>
     </w:p>
     <w:p>
@@ -2771,61 +2896,27 @@
           <w:rFonts w:ascii="Aptos" w:hAnsi="Aptos"/>
         </w:rPr>
       </w:pPr>
-      <w:r>
-        <w:rPr>
-          <w:rFonts w:ascii="Aptos" w:hAnsi="Aptos"/>
-        </w:rPr>
-        <w:t xml:space="preserve">Designed and guided </w:t>
-      </w:r>
-      <w:r>
-        <w:rPr>
-          <w:rFonts w:ascii="Aptos" w:hAnsi="Aptos"/>
-          <w:b/>
-          <w:bCs/>
-        </w:rPr>
-        <w:t>academic software projects</w:t>
-      </w:r>
-      <w:r>
-        <w:rPr>
-          <w:rFonts w:ascii="Aptos" w:hAnsi="Aptos"/>
-        </w:rPr>
-        <w:t xml:space="preserve"> including inventory systems, attendance trackers, library management systems, and web portals using </w:t>
-      </w:r>
-      <w:r>
-        <w:rPr>
-          <w:rFonts w:ascii="Aptos" w:hAnsi="Aptos"/>
-          <w:b/>
-          <w:bCs/>
-        </w:rPr>
-        <w:t>ASP.NET</w:t>
-      </w:r>
-      <w:r>
-        <w:rPr>
-          <w:rFonts w:ascii="Aptos" w:hAnsi="Aptos"/>
-        </w:rPr>
-        <w:t xml:space="preserve">, </w:t>
-      </w:r>
-      <w:r>
-        <w:rPr>
-          <w:rFonts w:ascii="Aptos" w:hAnsi="Aptos"/>
-          <w:b/>
-          <w:bCs/>
-        </w:rPr>
-        <w:t>Windows Forms</w:t>
-      </w:r>
-      <w:r>
-        <w:rPr>
-          <w:rFonts w:ascii="Aptos" w:hAnsi="Aptos"/>
-        </w:rPr>
-        <w:t xml:space="preserve">, and </w:t>
-      </w:r>
-      <w:r>
-        <w:rPr>
-          <w:rFonts w:ascii="Aptos" w:hAnsi="Aptos"/>
-          <w:b/>
-          <w:bCs/>
-        </w:rPr>
-        <w:t>SQL Server</w:t>
+      <w:proofErr w:type="gramStart"/>
+      <w:r>
+        <w:rPr>
+          <w:rFonts w:ascii="Aptos" w:hAnsi="Aptos"/>
+        </w:rPr>
+        <w:t>Identified</w:t>
+      </w:r>
+      <w:proofErr w:type="gramEnd"/>
+      <w:r>
+        <w:rPr>
+          <w:rFonts w:ascii="Aptos" w:hAnsi="Aptos"/>
+        </w:rPr>
+        <w:t xml:space="preserve"> new market opportunities and expanded the client base through </w:t>
+      </w:r>
+      <w:r>
+        <w:rPr>
+          <w:rFonts w:ascii="Aptos" w:hAnsi="Aptos"/>
+          <w:b/>
+          <w:bCs/>
+        </w:rPr>
+        <w:t>strategic outreach and relationship building</w:t>
       </w:r>
       <w:r>
         <w:rPr>
@@ -2852,63 +2943,21 @@
         <w:rPr>
           <w:rFonts w:ascii="Aptos" w:hAnsi="Aptos"/>
         </w:rPr>
-        <w:t xml:space="preserve">Developed and delivered structured lessons on </w:t>
-      </w:r>
-      <w:r>
-        <w:rPr>
-          <w:rFonts w:ascii="Aptos" w:hAnsi="Aptos"/>
-          <w:b/>
-          <w:bCs/>
-        </w:rPr>
-        <w:t>full-stack development</w:t>
-      </w:r>
-      <w:r>
-        <w:rPr>
-          <w:rFonts w:ascii="Aptos" w:hAnsi="Aptos"/>
-        </w:rPr>
-        <w:t xml:space="preserve">, including </w:t>
-      </w:r>
-      <w:r>
-        <w:rPr>
-          <w:rFonts w:ascii="Aptos" w:hAnsi="Aptos"/>
-          <w:b/>
-          <w:bCs/>
-        </w:rPr>
-        <w:t>API integration</w:t>
-      </w:r>
-      <w:r>
-        <w:rPr>
-          <w:rFonts w:ascii="Aptos" w:hAnsi="Aptos"/>
-        </w:rPr>
-        <w:t xml:space="preserve">, </w:t>
-      </w:r>
-      <w:r>
-        <w:rPr>
-          <w:rFonts w:ascii="Aptos" w:hAnsi="Aptos"/>
-          <w:b/>
-          <w:bCs/>
-        </w:rPr>
-        <w:t>Entity Framework</w:t>
-      </w:r>
-      <w:r>
-        <w:rPr>
-          <w:rFonts w:ascii="Aptos" w:hAnsi="Aptos"/>
-        </w:rPr>
-        <w:t xml:space="preserve">, and </w:t>
-      </w:r>
-      <w:r>
-        <w:rPr>
-          <w:rFonts w:ascii="Aptos" w:hAnsi="Aptos"/>
-          <w:b/>
-          <w:bCs/>
-        </w:rPr>
-        <w:t>database schema design</w:t>
-      </w:r>
-      <w:r>
-        <w:rPr>
-          <w:rFonts w:ascii="Aptos" w:hAnsi="Aptos"/>
-        </w:rPr>
-        <w:t>.</w:t>
+        <w:t xml:space="preserve">Led </w:t>
+      </w:r>
+      <w:r>
+        <w:rPr>
+          <w:rFonts w:ascii="Aptos" w:hAnsi="Aptos"/>
+          <w:b/>
+          <w:bCs/>
+        </w:rPr>
+        <w:t>end-to-end project negotiations</w:t>
+      </w:r>
+      <w:r>
+        <w:rPr>
+          <w:rFonts w:ascii="Aptos" w:hAnsi="Aptos"/>
+        </w:rPr>
+        <w:t>, including pricing, proposals, and contract closures with national and international clients.</w:t>
       </w:r>
     </w:p>
     <w:p>
@@ -2929,21 +2978,21 @@
         <w:rPr>
           <w:rFonts w:ascii="Aptos" w:hAnsi="Aptos"/>
         </w:rPr>
-        <w:t xml:space="preserve">Refactored student codebases for improved performance and </w:t>
-      </w:r>
-      <w:r>
-        <w:rPr>
-          <w:rFonts w:ascii="Aptos" w:hAnsi="Aptos"/>
-          <w:b/>
-          <w:bCs/>
-        </w:rPr>
-        <w:t>maintainability (up to 40%)</w:t>
-      </w:r>
-      <w:r>
-        <w:rPr>
-          <w:rFonts w:ascii="Aptos" w:hAnsi="Aptos"/>
-        </w:rPr>
-        <w:t>, aligning with industry best practices.</w:t>
+        <w:t xml:space="preserve">Collaborated with cross-functional teams to </w:t>
+      </w:r>
+      <w:r>
+        <w:rPr>
+          <w:rFonts w:ascii="Aptos" w:hAnsi="Aptos"/>
+          <w:b/>
+          <w:bCs/>
+        </w:rPr>
+        <w:t>align product development with market demands</w:t>
+      </w:r>
+      <w:r>
+        <w:rPr>
+          <w:rFonts w:ascii="Aptos" w:hAnsi="Aptos"/>
+        </w:rPr>
+        <w:t>, improving customer satisfaction.</w:t>
       </w:r>
     </w:p>
     <w:p>
@@ -2964,49 +3013,21 @@
         <w:rPr>
           <w:rFonts w:ascii="Aptos" w:hAnsi="Aptos"/>
         </w:rPr>
-        <w:t xml:space="preserve">Conducted workshops on </w:t>
-      </w:r>
-      <w:r>
-        <w:rPr>
-          <w:rFonts w:ascii="Aptos" w:hAnsi="Aptos"/>
-          <w:b/>
-          <w:bCs/>
-        </w:rPr>
-        <w:t>SSRS</w:t>
-      </w:r>
-      <w:r>
-        <w:rPr>
-          <w:rFonts w:ascii="Aptos" w:hAnsi="Aptos"/>
-        </w:rPr>
-        <w:t xml:space="preserve"> and </w:t>
-      </w:r>
-      <w:r>
-        <w:rPr>
-          <w:rFonts w:ascii="Aptos" w:hAnsi="Aptos"/>
-          <w:b/>
-          <w:bCs/>
-        </w:rPr>
-        <w:t>Power BI</w:t>
-      </w:r>
-      <w:r>
-        <w:rPr>
-          <w:rFonts w:ascii="Aptos" w:hAnsi="Aptos"/>
-        </w:rPr>
-        <w:t xml:space="preserve">, enabling students to create impactful </w:t>
-      </w:r>
-      <w:r>
-        <w:rPr>
-          <w:rFonts w:ascii="Aptos" w:hAnsi="Aptos"/>
-          <w:b/>
-          <w:bCs/>
-        </w:rPr>
-        <w:t>data visualization</w:t>
-      </w:r>
-      <w:r>
-        <w:rPr>
-          <w:rFonts w:ascii="Aptos" w:hAnsi="Aptos"/>
-        </w:rPr>
-        <w:t xml:space="preserve"> projects.</w:t>
+        <w:t xml:space="preserve">Conducted </w:t>
+      </w:r>
+      <w:r>
+        <w:rPr>
+          <w:rFonts w:ascii="Aptos" w:hAnsi="Aptos"/>
+          <w:b/>
+          <w:bCs/>
+        </w:rPr>
+        <w:t>market research and competitive analysis</w:t>
+      </w:r>
+      <w:r>
+        <w:rPr>
+          <w:rFonts w:ascii="Aptos" w:hAnsi="Aptos"/>
+        </w:rPr>
+        <w:t>, resulting in targeted marketing campaigns and product positioning.</w:t>
       </w:r>
     </w:p>
     <w:p>
@@ -3027,338 +3048,6 @@
         <w:rPr>
           <w:rFonts w:ascii="Aptos" w:hAnsi="Aptos"/>
         </w:rPr>
-        <w:t xml:space="preserve">Mentored in </w:t>
-      </w:r>
-      <w:r>
-        <w:rPr>
-          <w:rFonts w:ascii="Aptos" w:hAnsi="Aptos"/>
-          <w:b/>
-          <w:bCs/>
-        </w:rPr>
-        <w:t>performance tuning and SQL query optimization</w:t>
-      </w:r>
-      <w:r>
-        <w:rPr>
-          <w:rFonts w:ascii="Aptos" w:hAnsi="Aptos"/>
-        </w:rPr>
-        <w:t xml:space="preserve">, leading to </w:t>
-      </w:r>
-      <w:r>
-        <w:rPr>
-          <w:rFonts w:ascii="Aptos" w:hAnsi="Aptos"/>
-          <w:b/>
-          <w:bCs/>
-        </w:rPr>
-        <w:t>30% faster load times</w:t>
-      </w:r>
-      <w:r>
-        <w:rPr>
-          <w:rFonts w:ascii="Aptos" w:hAnsi="Aptos"/>
-        </w:rPr>
-        <w:t xml:space="preserve"> in student applications.</w:t>
-      </w:r>
-    </w:p>
-    <w:p>
-      <w:pPr>
-        <w:spacing w:before="40"/>
-        <w:ind w:right="145"/>
-        <w:jc w:val="both"/>
-        <w:rPr>
-          <w:rFonts w:ascii="Aptos" w:hAnsi="Aptos"/>
-        </w:rPr>
-      </w:pPr>
-    </w:p>
-    <w:p>
-      <w:pPr>
-        <w:spacing w:before="40"/>
-        <w:ind w:right="145"/>
-        <w:jc w:val="both"/>
-        <w:rPr>
-          <w:rFonts w:ascii="Aptos" w:hAnsi="Aptos"/>
-        </w:rPr>
-        <w:sectPr>
-          <w:headerReference w:type="even" r:id="rId11"/>
-          <w:headerReference w:type="default" r:id="rId12"/>
-          <w:footerReference w:type="even" r:id="rId13"/>
-          <w:footerReference w:type="default" r:id="rId14"/>
-          <w:headerReference w:type="first" r:id="rId15"/>
-          <w:footerReference w:type="first" r:id="rId16"/>
-          <w:pgSz w:w="12240" w:h="15840"/>
-          <w:pgMar w:top="810" w:right="720" w:bottom="810" w:left="760" w:header="720" w:footer="282" w:gutter="0"/>
-          <w:cols w:space="720"/>
-        </w:sectPr>
-      </w:pPr>
-    </w:p>
-    <w:p>
-      <w:pPr>
-        <w:pStyle w:val="Heading3"/>
-        <w:rPr>
-          <w:lang w:val="en-CA"/>
-        </w:rPr>
-      </w:pPr>
-      <w:r>
-        <w:t>Business Development Manager</w:t>
-      </w:r>
-    </w:p>
-    <w:p>
-      <w:pPr>
-        <w:pStyle w:val="Heading2"/>
-        <w:rPr>
-          <w:lang w:val="en-CA"/>
-        </w:rPr>
-      </w:pPr>
-      <w:r>
-        <w:rPr>
-          <w:lang w:val="en-CA"/>
-        </w:rPr>
-        <w:t>I.K. Enterprises</w:t>
-      </w:r>
-      <w:r>
-        <w:rPr>
-          <w:lang w:val="en-CA"/>
-        </w:rPr>
-        <w:t xml:space="preserve"> | India | </w:t>
-      </w:r>
-      <w:r>
-        <w:rPr>
-          <w:b w:val="0"/>
-          <w:bCs w:val="0"/>
-          <w:lang w:val="en-CA"/>
-        </w:rPr>
-        <w:t xml:space="preserve">Apr 2012 </w:t>
-      </w:r>
-      <w:r>
-        <w:rPr>
-          <w:b w:val="0"/>
-          <w:bCs w:val="0"/>
-          <w:lang w:val="en-CA"/>
-        </w:rPr>
-        <w:t>to</w:t>
-      </w:r>
-      <w:r>
-        <w:rPr>
-          <w:b w:val="0"/>
-          <w:bCs w:val="0"/>
-          <w:lang w:val="en-CA"/>
-        </w:rPr>
-        <w:t xml:space="preserve"> Jan 2018</w:t>
-      </w:r>
-    </w:p>
-    <w:p>
-      <w:pPr>
-        <w:pStyle w:val="ListParagraph"/>
-        <w:numPr>
-          <w:ilvl w:val="0"/>
-          <w:numId w:val="1"/>
-        </w:numPr>
-        <w:spacing w:before="40"/>
-        <w:ind w:left="720" w:right="145"/>
-        <w:jc w:val="both"/>
-        <w:rPr>
-          <w:rFonts w:ascii="Aptos" w:hAnsi="Aptos"/>
-        </w:rPr>
-      </w:pPr>
-      <w:r>
-        <w:rPr>
-          <w:rFonts w:ascii="Aptos" w:hAnsi="Aptos"/>
-        </w:rPr>
-        <w:t xml:space="preserve">Spearheaded </w:t>
-      </w:r>
-      <w:r>
-        <w:rPr>
-          <w:rFonts w:ascii="Aptos" w:hAnsi="Aptos"/>
-          <w:b/>
-          <w:bCs/>
-        </w:rPr>
-        <w:t>sales and partnership initiatives</w:t>
-      </w:r>
-      <w:r>
-        <w:rPr>
-          <w:rFonts w:ascii="Aptos" w:hAnsi="Aptos"/>
-        </w:rPr>
-        <w:t xml:space="preserve">, contributing to a </w:t>
-      </w:r>
-      <w:r>
-        <w:rPr>
-          <w:rFonts w:ascii="Aptos" w:hAnsi="Aptos"/>
-          <w:b/>
-          <w:bCs/>
-        </w:rPr>
-        <w:t>45% increase in revenue</w:t>
-      </w:r>
-      <w:r>
-        <w:rPr>
-          <w:rFonts w:ascii="Aptos" w:hAnsi="Aptos"/>
-        </w:rPr>
-        <w:t xml:space="preserve"> over a 3-year period.</w:t>
-      </w:r>
-    </w:p>
-    <w:p>
-      <w:pPr>
-        <w:pStyle w:val="ListParagraph"/>
-        <w:numPr>
-          <w:ilvl w:val="0"/>
-          <w:numId w:val="1"/>
-        </w:numPr>
-        <w:spacing w:before="40"/>
-        <w:ind w:left="720" w:right="145"/>
-        <w:jc w:val="both"/>
-        <w:rPr>
-          <w:rFonts w:ascii="Aptos" w:hAnsi="Aptos"/>
-        </w:rPr>
-      </w:pPr>
-      <w:proofErr w:type="gramStart"/>
-      <w:r>
-        <w:rPr>
-          <w:rFonts w:ascii="Aptos" w:hAnsi="Aptos"/>
-        </w:rPr>
-        <w:t>Identified</w:t>
-      </w:r>
-      <w:proofErr w:type="gramEnd"/>
-      <w:r>
-        <w:rPr>
-          <w:rFonts w:ascii="Aptos" w:hAnsi="Aptos"/>
-        </w:rPr>
-        <w:t xml:space="preserve"> new market opportunities and expanded the client base through </w:t>
-      </w:r>
-      <w:r>
-        <w:rPr>
-          <w:rFonts w:ascii="Aptos" w:hAnsi="Aptos"/>
-          <w:b/>
-          <w:bCs/>
-        </w:rPr>
-        <w:t>strategic outreach and relationship building</w:t>
-      </w:r>
-      <w:r>
-        <w:rPr>
-          <w:rFonts w:ascii="Aptos" w:hAnsi="Aptos"/>
-        </w:rPr>
-        <w:t>.</w:t>
-      </w:r>
-    </w:p>
-    <w:p>
-      <w:pPr>
-        <w:pStyle w:val="ListParagraph"/>
-        <w:numPr>
-          <w:ilvl w:val="0"/>
-          <w:numId w:val="1"/>
-        </w:numPr>
-        <w:spacing w:before="40"/>
-        <w:ind w:left="720" w:right="145"/>
-        <w:jc w:val="both"/>
-        <w:rPr>
-          <w:rFonts w:ascii="Aptos" w:hAnsi="Aptos"/>
-        </w:rPr>
-      </w:pPr>
-      <w:r>
-        <w:rPr>
-          <w:rFonts w:ascii="Aptos" w:hAnsi="Aptos"/>
-        </w:rPr>
-        <w:t xml:space="preserve">Led </w:t>
-      </w:r>
-      <w:r>
-        <w:rPr>
-          <w:rFonts w:ascii="Aptos" w:hAnsi="Aptos"/>
-          <w:b/>
-          <w:bCs/>
-        </w:rPr>
-        <w:t>end-to-end project negotiations</w:t>
-      </w:r>
-      <w:r>
-        <w:rPr>
-          <w:rFonts w:ascii="Aptos" w:hAnsi="Aptos"/>
-        </w:rPr>
-        <w:t>, including pricing, proposals, and contract closures with national and international clients.</w:t>
-      </w:r>
-    </w:p>
-    <w:p>
-      <w:pPr>
-        <w:pStyle w:val="ListParagraph"/>
-        <w:numPr>
-          <w:ilvl w:val="0"/>
-          <w:numId w:val="1"/>
-        </w:numPr>
-        <w:spacing w:before="40"/>
-        <w:ind w:left="720" w:right="145"/>
-        <w:jc w:val="both"/>
-        <w:rPr>
-          <w:rFonts w:ascii="Aptos" w:hAnsi="Aptos"/>
-        </w:rPr>
-      </w:pPr>
-      <w:r>
-        <w:rPr>
-          <w:rFonts w:ascii="Aptos" w:hAnsi="Aptos"/>
-        </w:rPr>
-        <w:t xml:space="preserve">Collaborated with cross-functional teams to </w:t>
-      </w:r>
-      <w:r>
-        <w:rPr>
-          <w:rFonts w:ascii="Aptos" w:hAnsi="Aptos"/>
-          <w:b/>
-          <w:bCs/>
-        </w:rPr>
-        <w:t>align product development with market demands</w:t>
-      </w:r>
-      <w:r>
-        <w:rPr>
-          <w:rFonts w:ascii="Aptos" w:hAnsi="Aptos"/>
-        </w:rPr>
-        <w:t>, improving customer satisfaction.</w:t>
-      </w:r>
-    </w:p>
-    <w:p>
-      <w:pPr>
-        <w:pStyle w:val="ListParagraph"/>
-        <w:numPr>
-          <w:ilvl w:val="0"/>
-          <w:numId w:val="1"/>
-        </w:numPr>
-        <w:spacing w:before="40"/>
-        <w:ind w:left="720" w:right="145"/>
-        <w:jc w:val="both"/>
-        <w:rPr>
-          <w:rFonts w:ascii="Aptos" w:hAnsi="Aptos"/>
-        </w:rPr>
-      </w:pPr>
-      <w:r>
-        <w:rPr>
-          <w:rFonts w:ascii="Aptos" w:hAnsi="Aptos"/>
-        </w:rPr>
-        <w:t xml:space="preserve">Conducted </w:t>
-      </w:r>
-      <w:r>
-        <w:rPr>
-          <w:rFonts w:ascii="Aptos" w:hAnsi="Aptos"/>
-          <w:b/>
-          <w:bCs/>
-        </w:rPr>
-        <w:t>market research and competitive analysis</w:t>
-      </w:r>
-      <w:r>
-        <w:rPr>
-          <w:rFonts w:ascii="Aptos" w:hAnsi="Aptos"/>
-        </w:rPr>
-        <w:t>, resulting in targeted marketing campaigns and product positioning.</w:t>
-      </w:r>
-    </w:p>
-    <w:p>
-      <w:pPr>
-        <w:pStyle w:val="ListParagraph"/>
-        <w:numPr>
-          <w:ilvl w:val="0"/>
-          <w:numId w:val="1"/>
-        </w:numPr>
-        <w:spacing w:before="40"/>
-        <w:ind w:left="720" w:right="145"/>
-        <w:jc w:val="both"/>
-        <w:rPr>
-          <w:rFonts w:ascii="Aptos" w:hAnsi="Aptos"/>
-        </w:rPr>
-      </w:pPr>
-      <w:r>
-        <w:rPr>
-          <w:rFonts w:ascii="Aptos" w:hAnsi="Aptos"/>
-        </w:rPr>
         <w:t>Trained and mentored junior sales staff, enhancing team productivity and internal knowledge sharing.</w:t>
       </w:r>
     </w:p>
@@ -3571,15 +3260,15 @@
       </w:r>
     </w:p>
     <w:sectPr>
-      <w:headerReference w:type="even" r:id="rId17"/>
-      <w:headerReference w:type="default" r:id="rId18"/>
-      <w:footerReference w:type="even" r:id="rId19"/>
-      <w:footerReference w:type="default" r:id="rId20"/>
-      <w:headerReference w:type="first" r:id="rId21"/>
-      <w:footerReference w:type="first" r:id="rId22"/>
+      <w:headerReference w:type="even" r:id="rId12"/>
+      <w:headerReference w:type="default" r:id="rId13"/>
+      <w:footerReference w:type="even" r:id="rId14"/>
+      <w:footerReference w:type="default" r:id="rId15"/>
+      <w:headerReference w:type="first" r:id="rId16"/>
+      <w:footerReference w:type="first" r:id="rId17"/>
       <w:type w:val="continuous"/>
       <w:pgSz w:w="12240" w:h="15840"/>
-      <w:pgMar w:top="810" w:right="720" w:bottom="810" w:left="760" w:header="720" w:footer="0" w:gutter="0"/>
+      <w:pgMar w:top="810" w:right="720" w:bottom="810" w:left="760" w:header="720" w:footer="252" w:gutter="0"/>
       <w:cols w:space="720"/>
     </w:sectPr>
   </w:body>
@@ -3606,16 +3295,6 @@
 </file>
 
 <file path=word/footer1.xml><?xml version="1.0" encoding="utf-8"?>
-<w:ftr xmlns:wpc="http://schemas.microsoft.com/office/word/2010/wordprocessingCanvas" xmlns:cx="http://schemas.microsoft.com/office/drawing/2014/chartex" xmlns:cx1="http://schemas.microsoft.com/office/drawing/2015/9/8/chartex" xmlns:cx2="http://schemas.microsoft.com/office/drawing/2015/10/21/chartex" xmlns:cx3="http://schemas.microsoft.com/office/drawing/2016/5/9/chartex" xmlns:cx4="http://schemas.microsoft.com/office/drawing/2016/5/10/chartex" xmlns:cx5="http://schemas.microsoft.com/office/drawing/2016/5/11/chartex" xmlns:cx6="http://schemas.microsoft.com/office/drawing/2016/5/12/chartex" xmlns:cx7="http://schemas.microsoft.com/office/drawing/2016/5/13/chartex" xmlns:cx8="http://schemas.microsoft.com/office/drawing/2016/5/14/chartex" xmlns:mc="http://schemas.openxmlformats.org/markup-compatibility/2006" xmlns:aink="http://schemas.microsoft.com/office/drawing/2016/ink" xmlns:am3d="http://schemas.microsoft.com/office/drawing/2017/model3d" xmlns:o="urn:schemas-microsoft-com:office:office" xmlns:oel="http://schemas.microsoft.com/office/2019/extlst" xmlns:r="http://schemas.openxmlformats.org/officeDocument/2006/relationships" xmlns:m="http://schemas.openxmlformats.org/officeDocument/2006/math" xmlns:v="urn:schemas-microsoft-com:vml" xmlns:wp14="http://schemas.microsoft.com/office/word/2010/wordprocessingDrawing" xmlns:wp="http://schemas.openxmlformats.org/drawingml/2006/wordprocessingDrawing" xmlns:w10="urn:schemas-microsoft-com:office:word" xmlns:w="http://schemas.openxmlformats.org/wordprocessingml/2006/main" xmlns:w14="http://schemas.microsoft.com/office/word/2010/wordml" xmlns:w15="http://schemas.microsoft.com/office/word/2012/wordml" xmlns:w16cex="http://schemas.microsoft.com/office/word/2018/wordml/cex" xmlns:w16cid="http://schemas.microsoft.com/office/word/2016/wordml/cid" xmlns:w16="http://schemas.microsoft.com/office/word/2018/wordml" xmlns:w16du="http://schemas.microsoft.com/office/word/2023/wordml/word16du" xmlns:w16sdtdh="http://schemas.microsoft.com/office/word/2020/wordml/sdtdatahash" xmlns:w16sdtfl="http://schemas.microsoft.com/office/word/2024/wordml/sdtformatlock" xmlns:w16se="http://schemas.microsoft.com/office/word/2015/wordml/symex" xmlns:wpg="http://schemas.microsoft.com/office/word/2010/wordprocessingGroup" xmlns:wpi="http://schemas.microsoft.com/office/word/2010/wordprocessingInk" xmlns:wne="http://schemas.microsoft.com/office/word/2006/wordml" xmlns:wps="http://schemas.microsoft.com/office/word/2010/wordprocessingShape" mc:Ignorable="w14 w15 w16se w16cid w16 w16cex w16sdtdh w16sdtfl w16du wp14">
-  <w:p>
-    <w:pPr>
-      <w:pStyle w:val="Footer"/>
-    </w:pPr>
-  </w:p>
-</w:ftr>
-</file>
-
-<file path=word/footer2.xml><?xml version="1.0" encoding="utf-8"?>
 <w:ftr xmlns:wpc="http://schemas.microsoft.com/office/word/2010/wordprocessingCanvas" xmlns:cx="http://schemas.microsoft.com/office/drawing/2014/chartex" xmlns:cx1="http://schemas.microsoft.com/office/drawing/2015/9/8/chartex" xmlns:cx2="http://schemas.microsoft.com/office/drawing/2015/10/21/chartex" xmlns:cx3="http://schemas.microsoft.com/office/drawing/2016/5/9/chartex" xmlns:cx4="http://schemas.microsoft.com/office/drawing/2016/5/10/chartex" xmlns:cx5="http://schemas.microsoft.com/office/drawing/2016/5/11/chartex" xmlns:cx6="http://schemas.microsoft.com/office/drawing/2016/5/12/chartex" xmlns:cx7="http://schemas.microsoft.com/office/drawing/2016/5/13/chartex" xmlns:cx8="http://schemas.microsoft.com/office/drawing/2016/5/14/chartex" xmlns:mc="http://schemas.openxmlformats.org/markup-compatibility/2006" xmlns:aink="http://schemas.microsoft.com/office/drawing/2016/ink" xmlns:am3d="http://schemas.microsoft.com/office/drawing/2017/model3d" xmlns:o="urn:schemas-microsoft-com:office:office" xmlns:oel="http://schemas.microsoft.com/office/2019/extlst" xmlns:r="http://schemas.openxmlformats.org/officeDocument/2006/relationships" xmlns:m="http://schemas.openxmlformats.org/officeDocument/2006/math" xmlns:v="urn:schemas-microsoft-com:vml" xmlns:wp14="http://schemas.microsoft.com/office/word/2010/wordprocessingDrawing" xmlns:wp="http://schemas.openxmlformats.org/drawingml/2006/wordprocessingDrawing" xmlns:w10="urn:schemas-microsoft-com:office:word" xmlns:w="http://schemas.openxmlformats.org/wordprocessingml/2006/main" xmlns:w14="http://schemas.microsoft.com/office/word/2010/wordml" xmlns:w15="http://schemas.microsoft.com/office/word/2012/wordml" xmlns:w16cex="http://schemas.microsoft.com/office/word/2018/wordml/cex" xmlns:w16cid="http://schemas.microsoft.com/office/word/2016/wordml/cid" xmlns:w16="http://schemas.microsoft.com/office/word/2018/wordml" xmlns:w16du="http://schemas.microsoft.com/office/word/2023/wordml/word16du" xmlns:w16sdtdh="http://schemas.microsoft.com/office/word/2020/wordml/sdtdatahash" xmlns:w16sdtfl="http://schemas.microsoft.com/office/word/2024/wordml/sdtformatlock" xmlns:w16se="http://schemas.microsoft.com/office/word/2015/wordml/symex" xmlns:wpg="http://schemas.microsoft.com/office/word/2010/wordprocessingGroup" xmlns:wpi="http://schemas.microsoft.com/office/word/2010/wordprocessingInk" xmlns:wne="http://schemas.microsoft.com/office/word/2006/wordml" xmlns:wps="http://schemas.microsoft.com/office/word/2010/wordprocessingShape" mc:Ignorable="w14 w15 w16se w16cid w16 w16cex w16sdtdh w16sdtfl w16du wp14">
   <w:p>
     <w:pPr>
@@ -3914,7 +3593,7 @@
 </w:ftr>
 </file>
 
-<file path=word/footer3.xml><?xml version="1.0" encoding="utf-8"?>
+<file path=word/footer2.xml><?xml version="1.0" encoding="utf-8"?>
 <w:ftr xmlns:wpc="http://schemas.microsoft.com/office/word/2010/wordprocessingCanvas" xmlns:cx="http://schemas.microsoft.com/office/drawing/2014/chartex" xmlns:cx1="http://schemas.microsoft.com/office/drawing/2015/9/8/chartex" xmlns:cx2="http://schemas.microsoft.com/office/drawing/2015/10/21/chartex" xmlns:cx3="http://schemas.microsoft.com/office/drawing/2016/5/9/chartex" xmlns:cx4="http://schemas.microsoft.com/office/drawing/2016/5/10/chartex" xmlns:cx5="http://schemas.microsoft.com/office/drawing/2016/5/11/chartex" xmlns:cx6="http://schemas.microsoft.com/office/drawing/2016/5/12/chartex" xmlns:cx7="http://schemas.microsoft.com/office/drawing/2016/5/13/chartex" xmlns:cx8="http://schemas.microsoft.com/office/drawing/2016/5/14/chartex" xmlns:mc="http://schemas.openxmlformats.org/markup-compatibility/2006" xmlns:aink="http://schemas.microsoft.com/office/drawing/2016/ink" xmlns:am3d="http://schemas.microsoft.com/office/drawing/2017/model3d" xmlns:o="urn:schemas-microsoft-com:office:office" xmlns:oel="http://schemas.microsoft.com/office/2019/extlst" xmlns:r="http://schemas.openxmlformats.org/officeDocument/2006/relationships" xmlns:m="http://schemas.openxmlformats.org/officeDocument/2006/math" xmlns:v="urn:schemas-microsoft-com:vml" xmlns:wp14="http://schemas.microsoft.com/office/word/2010/wordprocessingDrawing" xmlns:wp="http://schemas.openxmlformats.org/drawingml/2006/wordprocessingDrawing" xmlns:w10="urn:schemas-microsoft-com:office:word" xmlns:w="http://schemas.openxmlformats.org/wordprocessingml/2006/main" xmlns:w14="http://schemas.microsoft.com/office/word/2010/wordml" xmlns:w15="http://schemas.microsoft.com/office/word/2012/wordml" xmlns:w16cex="http://schemas.microsoft.com/office/word/2018/wordml/cex" xmlns:w16cid="http://schemas.microsoft.com/office/word/2016/wordml/cid" xmlns:w16="http://schemas.microsoft.com/office/word/2018/wordml" xmlns:w16du="http://schemas.microsoft.com/office/word/2023/wordml/word16du" xmlns:w16sdtdh="http://schemas.microsoft.com/office/word/2020/wordml/sdtdatahash" xmlns:w16sdtfl="http://schemas.microsoft.com/office/word/2024/wordml/sdtformatlock" xmlns:w16se="http://schemas.microsoft.com/office/word/2015/wordml/symex" xmlns:wpg="http://schemas.microsoft.com/office/word/2010/wordprocessingGroup" xmlns:wpi="http://schemas.microsoft.com/office/word/2010/wordprocessingInk" xmlns:wne="http://schemas.microsoft.com/office/word/2006/wordml" xmlns:wps="http://schemas.microsoft.com/office/word/2010/wordprocessingShape" mc:Ignorable="w14 w15 w16se w16cid w16 w16cex w16sdtdh w16sdtfl w16du wp14">
   <w:p>
     <w:pPr>
@@ -3924,17 +3603,7 @@
 </w:ftr>
 </file>
 
-<file path=word/footer4.xml><?xml version="1.0" encoding="utf-8"?>
-<w:ftr xmlns:wpc="http://schemas.microsoft.com/office/word/2010/wordprocessingCanvas" xmlns:cx="http://schemas.microsoft.com/office/drawing/2014/chartex" xmlns:cx1="http://schemas.microsoft.com/office/drawing/2015/9/8/chartex" xmlns:cx2="http://schemas.microsoft.com/office/drawing/2015/10/21/chartex" xmlns:cx3="http://schemas.microsoft.com/office/drawing/2016/5/9/chartex" xmlns:cx4="http://schemas.microsoft.com/office/drawing/2016/5/10/chartex" xmlns:cx5="http://schemas.microsoft.com/office/drawing/2016/5/11/chartex" xmlns:cx6="http://schemas.microsoft.com/office/drawing/2016/5/12/chartex" xmlns:cx7="http://schemas.microsoft.com/office/drawing/2016/5/13/chartex" xmlns:cx8="http://schemas.microsoft.com/office/drawing/2016/5/14/chartex" xmlns:mc="http://schemas.openxmlformats.org/markup-compatibility/2006" xmlns:aink="http://schemas.microsoft.com/office/drawing/2016/ink" xmlns:am3d="http://schemas.microsoft.com/office/drawing/2017/model3d" xmlns:o="urn:schemas-microsoft-com:office:office" xmlns:oel="http://schemas.microsoft.com/office/2019/extlst" xmlns:r="http://schemas.openxmlformats.org/officeDocument/2006/relationships" xmlns:m="http://schemas.openxmlformats.org/officeDocument/2006/math" xmlns:v="urn:schemas-microsoft-com:vml" xmlns:wp14="http://schemas.microsoft.com/office/word/2010/wordprocessingDrawing" xmlns:wp="http://schemas.openxmlformats.org/drawingml/2006/wordprocessingDrawing" xmlns:w10="urn:schemas-microsoft-com:office:word" xmlns:w="http://schemas.openxmlformats.org/wordprocessingml/2006/main" xmlns:w14="http://schemas.microsoft.com/office/word/2010/wordml" xmlns:w15="http://schemas.microsoft.com/office/word/2012/wordml" xmlns:w16cex="http://schemas.microsoft.com/office/word/2018/wordml/cex" xmlns:w16cid="http://schemas.microsoft.com/office/word/2016/wordml/cid" xmlns:w16="http://schemas.microsoft.com/office/word/2018/wordml" xmlns:w16du="http://schemas.microsoft.com/office/word/2023/wordml/word16du" xmlns:w16sdtdh="http://schemas.microsoft.com/office/word/2020/wordml/sdtdatahash" xmlns:w16sdtfl="http://schemas.microsoft.com/office/word/2024/wordml/sdtformatlock" xmlns:w16se="http://schemas.microsoft.com/office/word/2015/wordml/symex" xmlns:wpg="http://schemas.microsoft.com/office/word/2010/wordprocessingGroup" xmlns:wpi="http://schemas.microsoft.com/office/word/2010/wordprocessingInk" xmlns:wne="http://schemas.microsoft.com/office/word/2006/wordml" xmlns:wps="http://schemas.microsoft.com/office/word/2010/wordprocessingShape" mc:Ignorable="w14 w15 w16se w16cid w16 w16cex w16sdtdh w16sdtfl w16du wp14">
-  <w:p>
-    <w:pPr>
-      <w:pStyle w:val="Footer"/>
-    </w:pPr>
-  </w:p>
-</w:ftr>
-</file>
-
-<file path=word/footer5.xml><?xml version="1.0" encoding="utf-8"?>
+<file path=word/footer3.xml><?xml version="1.0" encoding="utf-8"?>
 <w:ftr xmlns:wpc="http://schemas.microsoft.com/office/word/2010/wordprocessingCanvas" xmlns:cx="http://schemas.microsoft.com/office/drawing/2014/chartex" xmlns:cx1="http://schemas.microsoft.com/office/drawing/2015/9/8/chartex" xmlns:cx2="http://schemas.microsoft.com/office/drawing/2015/10/21/chartex" xmlns:cx3="http://schemas.microsoft.com/office/drawing/2016/5/9/chartex" xmlns:cx4="http://schemas.microsoft.com/office/drawing/2016/5/10/chartex" xmlns:cx5="http://schemas.microsoft.com/office/drawing/2016/5/11/chartex" xmlns:cx6="http://schemas.microsoft.com/office/drawing/2016/5/12/chartex" xmlns:cx7="http://schemas.microsoft.com/office/drawing/2016/5/13/chartex" xmlns:cx8="http://schemas.microsoft.com/office/drawing/2016/5/14/chartex" xmlns:mc="http://schemas.openxmlformats.org/markup-compatibility/2006" xmlns:aink="http://schemas.microsoft.com/office/drawing/2016/ink" xmlns:am3d="http://schemas.microsoft.com/office/drawing/2017/model3d" xmlns:o="urn:schemas-microsoft-com:office:office" xmlns:oel="http://schemas.microsoft.com/office/2019/extlst" xmlns:r="http://schemas.openxmlformats.org/officeDocument/2006/relationships" xmlns:m="http://schemas.openxmlformats.org/officeDocument/2006/math" xmlns:v="urn:schemas-microsoft-com:vml" xmlns:wp14="http://schemas.microsoft.com/office/word/2010/wordprocessingDrawing" xmlns:wp="http://schemas.openxmlformats.org/drawingml/2006/wordprocessingDrawing" xmlns:w10="urn:schemas-microsoft-com:office:word" xmlns:w="http://schemas.openxmlformats.org/wordprocessingml/2006/main" xmlns:w14="http://schemas.microsoft.com/office/word/2010/wordml" xmlns:w15="http://schemas.microsoft.com/office/word/2012/wordml" xmlns:w16cex="http://schemas.microsoft.com/office/word/2018/wordml/cex" xmlns:w16cid="http://schemas.microsoft.com/office/word/2016/wordml/cid" xmlns:w16="http://schemas.microsoft.com/office/word/2018/wordml" xmlns:w16du="http://schemas.microsoft.com/office/word/2023/wordml/word16du" xmlns:w16sdtdh="http://schemas.microsoft.com/office/word/2020/wordml/sdtdatahash" xmlns:w16sdtfl="http://schemas.microsoft.com/office/word/2024/wordml/sdtformatlock" xmlns:w16se="http://schemas.microsoft.com/office/word/2015/wordml/symex" xmlns:wpg="http://schemas.microsoft.com/office/word/2010/wordprocessingGroup" xmlns:wpi="http://schemas.microsoft.com/office/word/2010/wordprocessingInk" xmlns:wne="http://schemas.microsoft.com/office/word/2006/wordml" xmlns:wps="http://schemas.microsoft.com/office/word/2010/wordprocessingShape" mc:Ignorable="w14 w15 w16se w16cid w16 w16cex w16sdtdh w16sdtfl w16du wp14">
   <w:p>
     <w:pPr>
@@ -4233,7 +3902,7 @@
 </w:ftr>
 </file>
 
-<file path=word/footer6.xml><?xml version="1.0" encoding="utf-8"?>
+<file path=word/footer4.xml><?xml version="1.0" encoding="utf-8"?>
 <w:ftr xmlns:wpc="http://schemas.microsoft.com/office/word/2010/wordprocessingCanvas" xmlns:cx="http://schemas.microsoft.com/office/drawing/2014/chartex" xmlns:cx1="http://schemas.microsoft.com/office/drawing/2015/9/8/chartex" xmlns:cx2="http://schemas.microsoft.com/office/drawing/2015/10/21/chartex" xmlns:cx3="http://schemas.microsoft.com/office/drawing/2016/5/9/chartex" xmlns:cx4="http://schemas.microsoft.com/office/drawing/2016/5/10/chartex" xmlns:cx5="http://schemas.microsoft.com/office/drawing/2016/5/11/chartex" xmlns:cx6="http://schemas.microsoft.com/office/drawing/2016/5/12/chartex" xmlns:cx7="http://schemas.microsoft.com/office/drawing/2016/5/13/chartex" xmlns:cx8="http://schemas.microsoft.com/office/drawing/2016/5/14/chartex" xmlns:mc="http://schemas.openxmlformats.org/markup-compatibility/2006" xmlns:aink="http://schemas.microsoft.com/office/drawing/2016/ink" xmlns:am3d="http://schemas.microsoft.com/office/drawing/2017/model3d" xmlns:o="urn:schemas-microsoft-com:office:office" xmlns:oel="http://schemas.microsoft.com/office/2019/extlst" xmlns:r="http://schemas.openxmlformats.org/officeDocument/2006/relationships" xmlns:m="http://schemas.openxmlformats.org/officeDocument/2006/math" xmlns:v="urn:schemas-microsoft-com:vml" xmlns:wp14="http://schemas.microsoft.com/office/word/2010/wordprocessingDrawing" xmlns:wp="http://schemas.openxmlformats.org/drawingml/2006/wordprocessingDrawing" xmlns:w10="urn:schemas-microsoft-com:office:word" xmlns:w="http://schemas.openxmlformats.org/wordprocessingml/2006/main" xmlns:w14="http://schemas.microsoft.com/office/word/2010/wordml" xmlns:w15="http://schemas.microsoft.com/office/word/2012/wordml" xmlns:w16cex="http://schemas.microsoft.com/office/word/2018/wordml/cex" xmlns:w16cid="http://schemas.microsoft.com/office/word/2016/wordml/cid" xmlns:w16="http://schemas.microsoft.com/office/word/2018/wordml" xmlns:w16du="http://schemas.microsoft.com/office/word/2023/wordml/word16du" xmlns:w16sdtdh="http://schemas.microsoft.com/office/word/2020/wordml/sdtdatahash" xmlns:w16sdtfl="http://schemas.microsoft.com/office/word/2024/wordml/sdtformatlock" xmlns:w16se="http://schemas.microsoft.com/office/word/2015/wordml/symex" xmlns:wpg="http://schemas.microsoft.com/office/word/2010/wordprocessingGroup" xmlns:wpi="http://schemas.microsoft.com/office/word/2010/wordprocessingInk" xmlns:wne="http://schemas.microsoft.com/office/word/2006/wordml" xmlns:wps="http://schemas.microsoft.com/office/word/2010/wordprocessingShape" mc:Ignorable="w14 w15 w16se w16cid w16 w16cex w16sdtdh w16sdtfl w16du wp14">
   <w:p>
     <w:pPr>
@@ -4283,36 +3952,6 @@
 </file>
 
 <file path=word/header3.xml><?xml version="1.0" encoding="utf-8"?>
-<w:hdr xmlns:wpc="http://schemas.microsoft.com/office/word/2010/wordprocessingCanvas" xmlns:cx="http://schemas.microsoft.com/office/drawing/2014/chartex" xmlns:cx1="http://schemas.microsoft.com/office/drawing/2015/9/8/chartex" xmlns:cx2="http://schemas.microsoft.com/office/drawing/2015/10/21/chartex" xmlns:cx3="http://schemas.microsoft.com/office/drawing/2016/5/9/chartex" xmlns:cx4="http://schemas.microsoft.com/office/drawing/2016/5/10/chartex" xmlns:cx5="http://schemas.microsoft.com/office/drawing/2016/5/11/chartex" xmlns:cx6="http://schemas.microsoft.com/office/drawing/2016/5/12/chartex" xmlns:cx7="http://schemas.microsoft.com/office/drawing/2016/5/13/chartex" xmlns:cx8="http://schemas.microsoft.com/office/drawing/2016/5/14/chartex" xmlns:mc="http://schemas.openxmlformats.org/markup-compatibility/2006" xmlns:aink="http://schemas.microsoft.com/office/drawing/2016/ink" xmlns:am3d="http://schemas.microsoft.com/office/drawing/2017/model3d" xmlns:o="urn:schemas-microsoft-com:office:office" xmlns:oel="http://schemas.microsoft.com/office/2019/extlst" xmlns:r="http://schemas.openxmlformats.org/officeDocument/2006/relationships" xmlns:m="http://schemas.openxmlformats.org/officeDocument/2006/math" xmlns:v="urn:schemas-microsoft-com:vml" xmlns:wp14="http://schemas.microsoft.com/office/word/2010/wordprocessingDrawing" xmlns:wp="http://schemas.openxmlformats.org/drawingml/2006/wordprocessingDrawing" xmlns:w10="urn:schemas-microsoft-com:office:word" xmlns:w="http://schemas.openxmlformats.org/wordprocessingml/2006/main" xmlns:w14="http://schemas.microsoft.com/office/word/2010/wordml" xmlns:w15="http://schemas.microsoft.com/office/word/2012/wordml" xmlns:w16cex="http://schemas.microsoft.com/office/word/2018/wordml/cex" xmlns:w16cid="http://schemas.microsoft.com/office/word/2016/wordml/cid" xmlns:w16="http://schemas.microsoft.com/office/word/2018/wordml" xmlns:w16du="http://schemas.microsoft.com/office/word/2023/wordml/word16du" xmlns:w16sdtdh="http://schemas.microsoft.com/office/word/2020/wordml/sdtdatahash" xmlns:w16sdtfl="http://schemas.microsoft.com/office/word/2024/wordml/sdtformatlock" xmlns:w16se="http://schemas.microsoft.com/office/word/2015/wordml/symex" xmlns:wpg="http://schemas.microsoft.com/office/word/2010/wordprocessingGroup" xmlns:wpi="http://schemas.microsoft.com/office/word/2010/wordprocessingInk" xmlns:wne="http://schemas.microsoft.com/office/word/2006/wordml" xmlns:wps="http://schemas.microsoft.com/office/word/2010/wordprocessingShape" mc:Ignorable="w14 w15 w16se w16cid w16 w16cex w16sdtdh w16sdtfl w16du wp14">
-  <w:p>
-    <w:pPr>
-      <w:pStyle w:val="Header"/>
-    </w:pPr>
-  </w:p>
-</w:hdr>
-</file>
-
-<file path=word/header4.xml><?xml version="1.0" encoding="utf-8"?>
-<w:hdr xmlns:wpc="http://schemas.microsoft.com/office/word/2010/wordprocessingCanvas" xmlns:cx="http://schemas.microsoft.com/office/drawing/2014/chartex" xmlns:cx1="http://schemas.microsoft.com/office/drawing/2015/9/8/chartex" xmlns:cx2="http://schemas.microsoft.com/office/drawing/2015/10/21/chartex" xmlns:cx3="http://schemas.microsoft.com/office/drawing/2016/5/9/chartex" xmlns:cx4="http://schemas.microsoft.com/office/drawing/2016/5/10/chartex" xmlns:cx5="http://schemas.microsoft.com/office/drawing/2016/5/11/chartex" xmlns:cx6="http://schemas.microsoft.com/office/drawing/2016/5/12/chartex" xmlns:cx7="http://schemas.microsoft.com/office/drawing/2016/5/13/chartex" xmlns:cx8="http://schemas.microsoft.com/office/drawing/2016/5/14/chartex" xmlns:mc="http://schemas.openxmlformats.org/markup-compatibility/2006" xmlns:aink="http://schemas.microsoft.com/office/drawing/2016/ink" xmlns:am3d="http://schemas.microsoft.com/office/drawing/2017/model3d" xmlns:o="urn:schemas-microsoft-com:office:office" xmlns:oel="http://schemas.microsoft.com/office/2019/extlst" xmlns:r="http://schemas.openxmlformats.org/officeDocument/2006/relationships" xmlns:m="http://schemas.openxmlformats.org/officeDocument/2006/math" xmlns:v="urn:schemas-microsoft-com:vml" xmlns:wp14="http://schemas.microsoft.com/office/word/2010/wordprocessingDrawing" xmlns:wp="http://schemas.openxmlformats.org/drawingml/2006/wordprocessingDrawing" xmlns:w10="urn:schemas-microsoft-com:office:word" xmlns:w="http://schemas.openxmlformats.org/wordprocessingml/2006/main" xmlns:w14="http://schemas.microsoft.com/office/word/2010/wordml" xmlns:w15="http://schemas.microsoft.com/office/word/2012/wordml" xmlns:w16cex="http://schemas.microsoft.com/office/word/2018/wordml/cex" xmlns:w16cid="http://schemas.microsoft.com/office/word/2016/wordml/cid" xmlns:w16="http://schemas.microsoft.com/office/word/2018/wordml" xmlns:w16du="http://schemas.microsoft.com/office/word/2023/wordml/word16du" xmlns:w16sdtdh="http://schemas.microsoft.com/office/word/2020/wordml/sdtdatahash" xmlns:w16sdtfl="http://schemas.microsoft.com/office/word/2024/wordml/sdtformatlock" xmlns:w16se="http://schemas.microsoft.com/office/word/2015/wordml/symex" xmlns:wpg="http://schemas.microsoft.com/office/word/2010/wordprocessingGroup" xmlns:wpi="http://schemas.microsoft.com/office/word/2010/wordprocessingInk" xmlns:wne="http://schemas.microsoft.com/office/word/2006/wordml" xmlns:wps="http://schemas.microsoft.com/office/word/2010/wordprocessingShape" mc:Ignorable="w14 w15 w16se w16cid w16 w16cex w16sdtdh w16sdtfl w16du wp14">
-  <w:p>
-    <w:pPr>
-      <w:pStyle w:val="Header"/>
-    </w:pPr>
-  </w:p>
-</w:hdr>
-</file>
-
-<file path=word/header5.xml><?xml version="1.0" encoding="utf-8"?>
-<w:hdr xmlns:wpc="http://schemas.microsoft.com/office/word/2010/wordprocessingCanvas" xmlns:cx="http://schemas.microsoft.com/office/drawing/2014/chartex" xmlns:cx1="http://schemas.microsoft.com/office/drawing/2015/9/8/chartex" xmlns:cx2="http://schemas.microsoft.com/office/drawing/2015/10/21/chartex" xmlns:cx3="http://schemas.microsoft.com/office/drawing/2016/5/9/chartex" xmlns:cx4="http://schemas.microsoft.com/office/drawing/2016/5/10/chartex" xmlns:cx5="http://schemas.microsoft.com/office/drawing/2016/5/11/chartex" xmlns:cx6="http://schemas.microsoft.com/office/drawing/2016/5/12/chartex" xmlns:cx7="http://schemas.microsoft.com/office/drawing/2016/5/13/chartex" xmlns:cx8="http://schemas.microsoft.com/office/drawing/2016/5/14/chartex" xmlns:mc="http://schemas.openxmlformats.org/markup-compatibility/2006" xmlns:aink="http://schemas.microsoft.com/office/drawing/2016/ink" xmlns:am3d="http://schemas.microsoft.com/office/drawing/2017/model3d" xmlns:o="urn:schemas-microsoft-com:office:office" xmlns:oel="http://schemas.microsoft.com/office/2019/extlst" xmlns:r="http://schemas.openxmlformats.org/officeDocument/2006/relationships" xmlns:m="http://schemas.openxmlformats.org/officeDocument/2006/math" xmlns:v="urn:schemas-microsoft-com:vml" xmlns:wp14="http://schemas.microsoft.com/office/word/2010/wordprocessingDrawing" xmlns:wp="http://schemas.openxmlformats.org/drawingml/2006/wordprocessingDrawing" xmlns:w10="urn:schemas-microsoft-com:office:word" xmlns:w="http://schemas.openxmlformats.org/wordprocessingml/2006/main" xmlns:w14="http://schemas.microsoft.com/office/word/2010/wordml" xmlns:w15="http://schemas.microsoft.com/office/word/2012/wordml" xmlns:w16cex="http://schemas.microsoft.com/office/word/2018/wordml/cex" xmlns:w16cid="http://schemas.microsoft.com/office/word/2016/wordml/cid" xmlns:w16="http://schemas.microsoft.com/office/word/2018/wordml" xmlns:w16du="http://schemas.microsoft.com/office/word/2023/wordml/word16du" xmlns:w16sdtdh="http://schemas.microsoft.com/office/word/2020/wordml/sdtdatahash" xmlns:w16sdtfl="http://schemas.microsoft.com/office/word/2024/wordml/sdtformatlock" xmlns:w16se="http://schemas.microsoft.com/office/word/2015/wordml/symex" xmlns:wpg="http://schemas.microsoft.com/office/word/2010/wordprocessingGroup" xmlns:wpi="http://schemas.microsoft.com/office/word/2010/wordprocessingInk" xmlns:wne="http://schemas.microsoft.com/office/word/2006/wordml" xmlns:wps="http://schemas.microsoft.com/office/word/2010/wordprocessingShape" mc:Ignorable="w14 w15 w16se w16cid w16 w16cex w16sdtdh w16sdtfl w16du wp14">
-  <w:p>
-    <w:pPr>
-      <w:pStyle w:val="Header"/>
-    </w:pPr>
-  </w:p>
-</w:hdr>
-</file>
-
-<file path=word/header6.xml><?xml version="1.0" encoding="utf-8"?>
 <w:hdr xmlns:wpc="http://schemas.microsoft.com/office/word/2010/wordprocessingCanvas" xmlns:cx="http://schemas.microsoft.com/office/drawing/2014/chartex" xmlns:cx1="http://schemas.microsoft.com/office/drawing/2015/9/8/chartex" xmlns:cx2="http://schemas.microsoft.com/office/drawing/2015/10/21/chartex" xmlns:cx3="http://schemas.microsoft.com/office/drawing/2016/5/9/chartex" xmlns:cx4="http://schemas.microsoft.com/office/drawing/2016/5/10/chartex" xmlns:cx5="http://schemas.microsoft.com/office/drawing/2016/5/11/chartex" xmlns:cx6="http://schemas.microsoft.com/office/drawing/2016/5/12/chartex" xmlns:cx7="http://schemas.microsoft.com/office/drawing/2016/5/13/chartex" xmlns:cx8="http://schemas.microsoft.com/office/drawing/2016/5/14/chartex" xmlns:mc="http://schemas.openxmlformats.org/markup-compatibility/2006" xmlns:aink="http://schemas.microsoft.com/office/drawing/2016/ink" xmlns:am3d="http://schemas.microsoft.com/office/drawing/2017/model3d" xmlns:o="urn:schemas-microsoft-com:office:office" xmlns:oel="http://schemas.microsoft.com/office/2019/extlst" xmlns:r="http://schemas.openxmlformats.org/officeDocument/2006/relationships" xmlns:m="http://schemas.openxmlformats.org/officeDocument/2006/math" xmlns:v="urn:schemas-microsoft-com:vml" xmlns:wp14="http://schemas.microsoft.com/office/word/2010/wordprocessingDrawing" xmlns:wp="http://schemas.openxmlformats.org/drawingml/2006/wordprocessingDrawing" xmlns:w10="urn:schemas-microsoft-com:office:word" xmlns:w="http://schemas.openxmlformats.org/wordprocessingml/2006/main" xmlns:w14="http://schemas.microsoft.com/office/word/2010/wordml" xmlns:w15="http://schemas.microsoft.com/office/word/2012/wordml" xmlns:w16cex="http://schemas.microsoft.com/office/word/2018/wordml/cex" xmlns:w16cid="http://schemas.microsoft.com/office/word/2016/wordml/cid" xmlns:w16="http://schemas.microsoft.com/office/word/2018/wordml" xmlns:w16du="http://schemas.microsoft.com/office/word/2023/wordml/word16du" xmlns:w16sdtdh="http://schemas.microsoft.com/office/word/2020/wordml/sdtdatahash" xmlns:w16sdtfl="http://schemas.microsoft.com/office/word/2024/wordml/sdtformatlock" xmlns:w16se="http://schemas.microsoft.com/office/word/2015/wordml/symex" xmlns:wpg="http://schemas.microsoft.com/office/word/2010/wordprocessingGroup" xmlns:wpi="http://schemas.microsoft.com/office/word/2010/wordprocessingInk" xmlns:wne="http://schemas.microsoft.com/office/word/2006/wordml" xmlns:wps="http://schemas.microsoft.com/office/word/2010/wordprocessingShape" mc:Ignorable="w14 w15 w16se w16cid w16 w16cex w16sdtdh w16sdtfl w16du wp14">
   <w:p>
     <w:pPr>
@@ -5694,6 +5333,7 @@
   <w:style w:type="character" w:default="1" w:styleId="DefaultParagraphFont">
     <w:name w:val="Default Paragraph Font"/>
     <w:uiPriority w:val="1"/>
+    <w:semiHidden/>
     <w:unhideWhenUsed/>
   </w:style>
   <w:style w:type="table" w:default="1" w:styleId="TableNormal">
